--- a/单片机笔记.docx
+++ b/单片机笔记.docx
@@ -141,7 +141,7 @@
                                 <w:p>
                                   <w:pPr>
                                     <w:rPr>
-                                      <w:rFonts w:eastAsia="等线" w:hint="eastAsia"/>
+                                      <w:rFonts w:eastAsia="等线"/>
                                     </w:rPr>
                                   </w:pPr>
                                   <w:r>
@@ -174,7 +174,7 @@
                                 <w:p>
                                   <w:pPr>
                                     <w:rPr>
-                                      <w:rFonts w:eastAsia="等线" w:hint="eastAsia"/>
+                                      <w:rFonts w:eastAsia="等线"/>
                                     </w:rPr>
                                   </w:pPr>
                                   <w:r>
@@ -202,7 +202,7 @@
                                 <w:p>
                                   <w:pPr>
                                     <w:rPr>
-                                      <w:rFonts w:eastAsia="等线" w:hint="eastAsia"/>
+                                      <w:rFonts w:eastAsia="等线"/>
                                     </w:rPr>
                                   </w:pPr>
                                   <w:r>
@@ -253,7 +253,7 @@
                                 <w:p>
                                   <w:pPr>
                                     <w:rPr>
-                                      <w:rFonts w:eastAsia="等线" w:hint="eastAsia"/>
+                                      <w:rFonts w:eastAsia="等线"/>
                                     </w:rPr>
                                   </w:pPr>
                                   <w:r>
@@ -281,7 +281,7 @@
                                 <w:p>
                                   <w:pPr>
                                     <w:rPr>
-                                      <w:rFonts w:eastAsia="等线" w:hint="eastAsia"/>
+                                      <w:rFonts w:eastAsia="等线"/>
                                     </w:rPr>
                                   </w:pPr>
                                   <w:r>
@@ -314,7 +314,7 @@
                                 <w:p>
                                   <w:pPr>
                                     <w:rPr>
-                                      <w:rFonts w:eastAsia="等线" w:hint="eastAsia"/>
+                                      <w:rFonts w:eastAsia="等线"/>
                                     </w:rPr>
                                   </w:pPr>
                                   <w:r>
@@ -342,7 +342,7 @@
                                 <w:p>
                                   <w:pPr>
                                     <w:rPr>
-                                      <w:rFonts w:eastAsia="等线" w:hint="eastAsia"/>
+                                      <w:rFonts w:eastAsia="等线"/>
                                     </w:rPr>
                                   </w:pPr>
                                   <w:r>
@@ -375,7 +375,7 @@
                                 <w:p>
                                   <w:pPr>
                                     <w:rPr>
-                                      <w:rFonts w:eastAsia="等线" w:hint="eastAsia"/>
+                                      <w:rFonts w:eastAsia="等线"/>
                                     </w:rPr>
                                   </w:pPr>
                                   <w:r>
@@ -403,7 +403,7 @@
                                 <w:p>
                                   <w:pPr>
                                     <w:rPr>
-                                      <w:rFonts w:eastAsia="等线" w:hint="eastAsia"/>
+                                      <w:rFonts w:eastAsia="等线"/>
                                     </w:rPr>
                                   </w:pPr>
                                   <w:r>
@@ -455,9 +455,6 @@
                           <w:p>
                             <w:pPr>
                               <w:spacing w:line="200" w:lineRule="exact"/>
-                              <w:rPr>
-                                <w:rFonts w:hint="eastAsia"/>
-                              </w:rPr>
                             </w:pPr>
                           </w:p>
                         </w:txbxContent>
@@ -544,7 +541,7 @@
                           <w:p>
                             <w:pPr>
                               <w:rPr>
-                                <w:rFonts w:eastAsia="等线" w:hint="eastAsia"/>
+                                <w:rFonts w:eastAsia="等线"/>
                               </w:rPr>
                             </w:pPr>
                             <w:r>
@@ -577,7 +574,7 @@
                           <w:p>
                             <w:pPr>
                               <w:rPr>
-                                <w:rFonts w:eastAsia="等线" w:hint="eastAsia"/>
+                                <w:rFonts w:eastAsia="等线"/>
                               </w:rPr>
                             </w:pPr>
                             <w:r>
@@ -605,7 +602,7 @@
                           <w:p>
                             <w:pPr>
                               <w:rPr>
-                                <w:rFonts w:eastAsia="等线" w:hint="eastAsia"/>
+                                <w:rFonts w:eastAsia="等线"/>
                               </w:rPr>
                             </w:pPr>
                             <w:r>
@@ -656,7 +653,7 @@
                           <w:p>
                             <w:pPr>
                               <w:rPr>
-                                <w:rFonts w:eastAsia="等线" w:hint="eastAsia"/>
+                                <w:rFonts w:eastAsia="等线"/>
                               </w:rPr>
                             </w:pPr>
                             <w:r>
@@ -684,7 +681,7 @@
                           <w:p>
                             <w:pPr>
                               <w:rPr>
-                                <w:rFonts w:eastAsia="等线" w:hint="eastAsia"/>
+                                <w:rFonts w:eastAsia="等线"/>
                               </w:rPr>
                             </w:pPr>
                             <w:r>
@@ -717,7 +714,7 @@
                           <w:p>
                             <w:pPr>
                               <w:rPr>
-                                <w:rFonts w:eastAsia="等线" w:hint="eastAsia"/>
+                                <w:rFonts w:eastAsia="等线"/>
                               </w:rPr>
                             </w:pPr>
                             <w:r>
@@ -745,7 +742,7 @@
                           <w:p>
                             <w:pPr>
                               <w:rPr>
-                                <w:rFonts w:eastAsia="等线" w:hint="eastAsia"/>
+                                <w:rFonts w:eastAsia="等线"/>
                               </w:rPr>
                             </w:pPr>
                             <w:r>
@@ -778,7 +775,7 @@
                           <w:p>
                             <w:pPr>
                               <w:rPr>
-                                <w:rFonts w:eastAsia="等线" w:hint="eastAsia"/>
+                                <w:rFonts w:eastAsia="等线"/>
                               </w:rPr>
                             </w:pPr>
                             <w:r>
@@ -806,7 +803,7 @@
                           <w:p>
                             <w:pPr>
                               <w:rPr>
-                                <w:rFonts w:eastAsia="等线" w:hint="eastAsia"/>
+                                <w:rFonts w:eastAsia="等线"/>
                               </w:rPr>
                             </w:pPr>
                             <w:r>
@@ -858,9 +855,6 @@
                     <w:p>
                       <w:pPr>
                         <w:spacing w:line="200" w:lineRule="exact"/>
-                        <w:rPr>
-                          <w:rFonts w:hint="eastAsia"/>
-                        </w:rPr>
                       </w:pPr>
                     </w:p>
                   </w:txbxContent>
@@ -942,7 +936,7 @@
     <w:p>
       <w:pPr>
         <w:rPr>
-          <w:rFonts w:eastAsiaTheme="minorEastAsia" w:hint="eastAsia"/>
+          <w:rFonts w:eastAsiaTheme="minorEastAsia"/>
         </w:rPr>
       </w:pPr>
       <w:r>
@@ -1202,7 +1196,7 @@
     <w:p>
       <w:pPr>
         <w:rPr>
-          <w:rFonts w:eastAsiaTheme="minorEastAsia" w:hint="eastAsia"/>
+          <w:rFonts w:eastAsiaTheme="minorEastAsia"/>
           <w:szCs w:val="18"/>
         </w:rPr>
       </w:pPr>
@@ -1215,7 +1209,7 @@
         <mc:AlternateContent>
           <mc:Choice Requires="wps">
             <w:drawing>
-              <wp:anchor distT="45720" distB="45720" distL="114300" distR="114300" simplePos="0" relativeHeight="251661312" behindDoc="1" locked="0" layoutInCell="1" allowOverlap="1" wp14:anchorId="63670B55" wp14:editId="5C4D380A">
+              <wp:anchor distT="45720" distB="45720" distL="114300" distR="114300" simplePos="0" relativeHeight="251661312" behindDoc="1" locked="0" layoutInCell="1" allowOverlap="1" wp14:anchorId="63670B55" wp14:editId="38E3AC6C">
                 <wp:simplePos x="0" y="0"/>
                 <wp:positionH relativeFrom="column">
                   <wp:posOffset>270662</wp:posOffset>
@@ -1223,8 +1217,8 @@
                 <wp:positionV relativeFrom="paragraph">
                   <wp:posOffset>24511</wp:posOffset>
                 </wp:positionV>
-                <wp:extent cx="3781959" cy="2713939"/>
-                <wp:effectExtent l="0" t="0" r="0" b="0"/>
+                <wp:extent cx="3781959" cy="2838298"/>
+                <wp:effectExtent l="0" t="0" r="0" b="635"/>
                 <wp:wrapNone/>
                 <wp:docPr id="248627996" name="文本框 2"/>
                 <wp:cNvGraphicFramePr>
@@ -1239,7 +1233,7 @@
                       <wps:spPr bwMode="auto">
                         <a:xfrm>
                           <a:off x="0" y="0"/>
-                          <a:ext cx="3781959" cy="2713939"/>
+                          <a:ext cx="3781959" cy="2838298"/>
                         </a:xfrm>
                         <a:prstGeom prst="rect">
                           <a:avLst/>
@@ -1427,19 +1421,7 @@
                                     <w:rPr>
                                       <w:rFonts w:eastAsia="等线" w:cs="Times New Roman"/>
                                     </w:rPr>
-                                    <w:t>. GATE</w:t>
-                                  </w:r>
-                                  <w:r>
-                                    <w:rPr>
-                                      <w:rFonts w:eastAsia="等线" w:cs="Times New Roman"/>
-                                    </w:rPr>
-                                    <w:t>1</w:t>
-                                  </w:r>
-                                  <w:r>
-                                    <w:rPr>
-                                      <w:rFonts w:eastAsia="等线" w:cs="Times New Roman"/>
-                                    </w:rPr>
-                                    <w:t xml:space="preserve"> = 1</w:t>
+                                    <w:t>. GATE1 = 1</w:t>
                                   </w:r>
                                   <w:r>
                                     <w:rPr>
@@ -1475,13 +1457,7 @@
                                     <w:rPr>
                                       <w:rFonts w:eastAsia="等线" w:cs="Times New Roman"/>
                                     </w:rPr>
-                                    <w:t xml:space="preserve">GATE1 = </w:t>
-                                  </w:r>
-                                  <w:r>
-                                    <w:rPr>
-                                      <w:rFonts w:eastAsia="等线" w:cs="Times New Roman"/>
-                                    </w:rPr>
-                                    <w:t>0</w:t>
+                                    <w:t>GATE1 = 0</w:t>
                                   </w:r>
                                   <w:r>
                                     <w:rPr>
@@ -1499,13 +1475,7 @@
                                     <w:rPr>
                                       <w:rFonts w:eastAsia="等线" w:cs="Times New Roman"/>
                                     </w:rPr>
-                                    <w:t>控制</w:t>
-                                  </w:r>
-                                  <w:r>
-                                    <w:rPr>
-                                      <w:rFonts w:eastAsia="等线" w:cs="Times New Roman"/>
-                                    </w:rPr>
-                                    <w:t>定时器</w:t>
+                                    <w:t>控制定时器</w:t>
                                   </w:r>
                                 </w:p>
                               </w:tc>
@@ -1618,13 +1588,7 @@
                                     <w:rPr>
                                       <w:rFonts w:eastAsia="等线" w:cs="Times New Roman"/>
                                     </w:rPr>
-                                    <w:t xml:space="preserve">: </w:t>
-                                  </w:r>
-                                  <w:r>
-                                    <w:rPr>
-                                      <w:rFonts w:eastAsia="等线" w:cs="Times New Roman"/>
-                                    </w:rPr>
-                                    <w:t xml:space="preserve">0 = </w:t>
+                                    <w:t xml:space="preserve">: 0 = </w:t>
                                   </w:r>
                                   <w:r>
                                     <w:rPr>
@@ -1696,19 +1660,7 @@
                                     <w:rPr>
                                       <w:rFonts w:eastAsia="等线" w:cs="Times New Roman"/>
                                     </w:rPr>
-                                    <w:t>4</w:t>
-                                  </w:r>
-                                  <w:r>
-                                    <w:rPr>
-                                      <w:rFonts w:eastAsia="等线" w:cs="Times New Roman"/>
-                                    </w:rPr>
-                                    <w:t>-</w:t>
-                                  </w:r>
-                                  <w:r>
-                                    <w:rPr>
-                                      <w:rFonts w:eastAsia="等线" w:cs="Times New Roman"/>
-                                    </w:rPr>
-                                    <w:t>5</w:t>
+                                    <w:t>4-5</w:t>
                                   </w:r>
                                 </w:p>
                               </w:tc>
@@ -1874,91 +1826,56 @@
                                       <w:rFonts w:eastAsia="等线" w:cs="Times New Roman"/>
                                       <w:color w:val="215E99" w:themeColor="text2" w:themeTint="BF"/>
                                     </w:rPr>
-                                    <w:t xml:space="preserve"> P3.</w:t>
+                                    <w:t xml:space="preserve"> P3.X </w:t>
                                   </w:r>
                                   <w:r>
                                     <w:rPr>
                                       <w:rFonts w:eastAsia="等线" w:cs="Times New Roman"/>
                                       <w:color w:val="215E99" w:themeColor="text2" w:themeTint="BF"/>
                                     </w:rPr>
-                                    <w:t>X</w:t>
+                                    <w:t>控制定时器启动</w:t>
                                   </w:r>
                                   <w:r>
                                     <w:rPr>
                                       <w:rFonts w:eastAsia="等线" w:cs="Times New Roman"/>
                                       <w:color w:val="215E99" w:themeColor="text2" w:themeTint="BF"/>
                                     </w:rPr>
-                                    <w:t xml:space="preserve"> </w:t>
+                                    <w:t>) GATE0 = 1</w:t>
                                   </w:r>
                                   <w:r>
                                     <w:rPr>
                                       <w:rFonts w:eastAsia="等线" w:cs="Times New Roman"/>
                                       <w:color w:val="215E99" w:themeColor="text2" w:themeTint="BF"/>
                                     </w:rPr>
-                                    <w:t>控制定时器启动</w:t>
+                                    <w:t>时</w:t>
                                   </w:r>
                                   <w:r>
                                     <w:rPr>
                                       <w:rFonts w:eastAsia="等线" w:cs="Times New Roman"/>
                                       <w:color w:val="215E99" w:themeColor="text2" w:themeTint="BF"/>
                                     </w:rPr>
-                                    <w:t>)</w:t>
+                                    <w:t xml:space="preserve">, </w:t>
                                   </w:r>
                                   <w:r>
                                     <w:rPr>
                                       <w:rFonts w:eastAsia="等线" w:cs="Times New Roman"/>
                                       <w:color w:val="215E99" w:themeColor="text2" w:themeTint="BF"/>
                                     </w:rPr>
-                                    <w:t xml:space="preserve"> </w:t>
+                                    <w:t>只有</w:t>
                                   </w:r>
                                   <w:r>
                                     <w:rPr>
                                       <w:rFonts w:eastAsia="等线" w:cs="Times New Roman"/>
                                       <w:color w:val="215E99" w:themeColor="text2" w:themeTint="BF"/>
                                     </w:rPr>
-                                    <w:t>GATE0 = 1</w:t>
+                                    <w:t>P3.2</w:t>
                                   </w:r>
                                   <w:r>
                                     <w:rPr>
                                       <w:rFonts w:eastAsia="等线" w:cs="Times New Roman"/>
                                       <w:color w:val="215E99" w:themeColor="text2" w:themeTint="BF"/>
                                     </w:rPr>
-                                    <w:t>时</w:t>
-                                  </w:r>
-                                  <w:r>
-                                    <w:rPr>
-                                      <w:rFonts w:eastAsia="等线" w:cs="Times New Roman"/>
-                                      <w:color w:val="215E99" w:themeColor="text2" w:themeTint="BF"/>
-                                    </w:rPr>
-                                    <w:t xml:space="preserve">, </w:t>
-                                  </w:r>
-                                  <w:r>
-                                    <w:rPr>
-                                      <w:rFonts w:eastAsia="等线" w:cs="Times New Roman"/>
-                                      <w:color w:val="215E99" w:themeColor="text2" w:themeTint="BF"/>
-                                    </w:rPr>
-                                    <w:t>只有</w:t>
-                                  </w:r>
-                                  <w:r>
-                                    <w:rPr>
-                                      <w:rFonts w:eastAsia="等线" w:cs="Times New Roman"/>
-                                      <w:color w:val="215E99" w:themeColor="text2" w:themeTint="BF"/>
-                                    </w:rPr>
-                                    <w:t>P3.2</w:t>
-                                  </w:r>
-                                  <w:r>
-                                    <w:rPr>
-                                      <w:rFonts w:eastAsia="等线" w:cs="Times New Roman"/>
-                                      <w:color w:val="215E99" w:themeColor="text2" w:themeTint="BF"/>
-                                    </w:rPr>
-                                    <w:t>为高电平</w:t>
-                                  </w:r>
-                                  <w:r>
-                                    <w:rPr>
-                                      <w:rFonts w:eastAsia="等线" w:cs="Times New Roman"/>
-                                      <w:color w:val="215E99" w:themeColor="text2" w:themeTint="BF"/>
-                                    </w:rPr>
-                                    <w:t>时</w:t>
+                                    <w:t>为高电平时</w:t>
                                   </w:r>
                                   <w:r>
                                     <w:rPr>
@@ -2228,21 +2145,7 @@
                                       <w:rFonts w:eastAsia="等线" w:cs="Times New Roman"/>
                                       <w:color w:val="215E99" w:themeColor="text2" w:themeTint="BF"/>
                                     </w:rPr>
-                                    <w:t>0</w:t>
-                                  </w:r>
-                                  <w:r>
-                                    <w:rPr>
-                                      <w:rFonts w:eastAsia="等线" w:cs="Times New Roman"/>
-                                      <w:color w:val="215E99" w:themeColor="text2" w:themeTint="BF"/>
-                                    </w:rPr>
-                                    <w:t>-</w:t>
-                                  </w:r>
-                                  <w:r>
-                                    <w:rPr>
-                                      <w:rFonts w:eastAsia="等线" w:cs="Times New Roman"/>
-                                      <w:color w:val="215E99" w:themeColor="text2" w:themeTint="BF"/>
-                                    </w:rPr>
-                                    <w:t>1</w:t>
+                                    <w:t>0-1</w:t>
                                   </w:r>
                                 </w:p>
                               </w:tc>
@@ -2257,7 +2160,7 @@
                                   <w:pPr>
                                     <w:jc w:val="center"/>
                                     <w:rPr>
-                                      <w:rFonts w:eastAsia="等线" w:cs="Times New Roman" w:hint="eastAsia"/>
+                                      <w:rFonts w:eastAsia="等线" w:cs="Times New Roman"/>
                                       <w:color w:val="215E99" w:themeColor="text2" w:themeTint="BF"/>
                                     </w:rPr>
                                   </w:pPr>
@@ -2318,20 +2221,41 @@
                                       <w:rFonts w:eastAsia="等线" w:cs="Times New Roman"/>
                                       <w:color w:val="215E99" w:themeColor="text2" w:themeTint="BF"/>
                                     </w:rPr>
-                                    <w:t>:</w:t>
+                                    <w:t>: 00</w:t>
                                   </w:r>
                                   <w:r>
                                     <w:rPr>
                                       <w:rFonts w:eastAsia="等线" w:cs="Times New Roman"/>
                                       <w:color w:val="215E99" w:themeColor="text2" w:themeTint="BF"/>
                                     </w:rPr>
-                                    <w:t xml:space="preserve"> 00</w:t>
+                                    <w:t>是</w:t>
                                   </w:r>
                                   <w:r>
                                     <w:rPr>
                                       <w:rFonts w:eastAsia="等线" w:cs="Times New Roman"/>
                                       <w:color w:val="215E99" w:themeColor="text2" w:themeTint="BF"/>
                                     </w:rPr>
+                                    <w:t>13</w:t>
+                                  </w:r>
+                                  <w:r>
+                                    <w:rPr>
+                                      <w:rFonts w:eastAsia="等线" w:cs="Times New Roman"/>
+                                      <w:color w:val="215E99" w:themeColor="text2" w:themeTint="BF"/>
+                                    </w:rPr>
+                                    <w:t>位</w:t>
+                                  </w:r>
+                                  <w:r>
+                                    <w:rPr>
+                                      <w:rFonts w:eastAsia="等线" w:cs="Times New Roman"/>
+                                      <w:color w:val="215E99" w:themeColor="text2" w:themeTint="BF"/>
+                                    </w:rPr>
+                                    <w:t>, 01</w:t>
+                                  </w:r>
+                                  <w:r>
+                                    <w:rPr>
+                                      <w:rFonts w:eastAsia="等线" w:cs="Times New Roman"/>
+                                      <w:color w:val="215E99" w:themeColor="text2" w:themeTint="BF"/>
+                                    </w:rPr>
                                     <w:t>是</w:t>
                                   </w:r>
                                   <w:r>
@@ -2339,7 +2263,7 @@
                                       <w:rFonts w:eastAsia="等线" w:cs="Times New Roman"/>
                                       <w:color w:val="215E99" w:themeColor="text2" w:themeTint="BF"/>
                                     </w:rPr>
-                                    <w:t>13</w:t>
+                                    <w:t>16</w:t>
                                   </w:r>
                                   <w:r>
                                     <w:rPr>
@@ -2353,84 +2277,35 @@
                                       <w:rFonts w:eastAsia="等线" w:cs="Times New Roman"/>
                                       <w:color w:val="215E99" w:themeColor="text2" w:themeTint="BF"/>
                                     </w:rPr>
-                                    <w:t xml:space="preserve">, </w:t>
+                                    <w:t>, 10</w:t>
                                   </w:r>
                                   <w:r>
                                     <w:rPr>
                                       <w:rFonts w:eastAsia="等线" w:cs="Times New Roman"/>
                                       <w:color w:val="215E99" w:themeColor="text2" w:themeTint="BF"/>
                                     </w:rPr>
-                                    <w:t>01</w:t>
+                                    <w:t>是</w:t>
                                   </w:r>
                                   <w:r>
                                     <w:rPr>
                                       <w:rFonts w:eastAsia="等线" w:cs="Times New Roman"/>
                                       <w:color w:val="215E99" w:themeColor="text2" w:themeTint="BF"/>
                                     </w:rPr>
-                                    <w:t>是</w:t>
+                                    <w:t>8</w:t>
                                   </w:r>
                                   <w:r>
                                     <w:rPr>
                                       <w:rFonts w:eastAsia="等线" w:cs="Times New Roman"/>
                                       <w:color w:val="215E99" w:themeColor="text2" w:themeTint="BF"/>
                                     </w:rPr>
-                                    <w:t>16</w:t>
+                                    <w:t>为自动重装</w:t>
                                   </w:r>
                                   <w:r>
                                     <w:rPr>
                                       <w:rFonts w:eastAsia="等线" w:cs="Times New Roman"/>
                                       <w:color w:val="215E99" w:themeColor="text2" w:themeTint="BF"/>
                                     </w:rPr>
-                                    <w:t>位</w:t>
-                                  </w:r>
-                                  <w:r>
-                                    <w:rPr>
-                                      <w:rFonts w:eastAsia="等线" w:cs="Times New Roman"/>
-                                      <w:color w:val="215E99" w:themeColor="text2" w:themeTint="BF"/>
-                                    </w:rPr>
-                                    <w:t>,</w:t>
-                                  </w:r>
-                                  <w:r>
-                                    <w:rPr>
-                                      <w:rFonts w:eastAsia="等线" w:cs="Times New Roman"/>
-                                      <w:color w:val="215E99" w:themeColor="text2" w:themeTint="BF"/>
-                                    </w:rPr>
-                                    <w:t xml:space="preserve"> 10</w:t>
-                                  </w:r>
-                                  <w:r>
-                                    <w:rPr>
-                                      <w:rFonts w:eastAsia="等线" w:cs="Times New Roman"/>
-                                      <w:color w:val="215E99" w:themeColor="text2" w:themeTint="BF"/>
-                                    </w:rPr>
-                                    <w:t>是</w:t>
-                                  </w:r>
-                                  <w:r>
-                                    <w:rPr>
-                                      <w:rFonts w:eastAsia="等线" w:cs="Times New Roman"/>
-                                      <w:color w:val="215E99" w:themeColor="text2" w:themeTint="BF"/>
-                                    </w:rPr>
-                                    <w:t>8</w:t>
-                                  </w:r>
-                                  <w:r>
-                                    <w:rPr>
-                                      <w:rFonts w:eastAsia="等线" w:cs="Times New Roman"/>
-                                      <w:color w:val="215E99" w:themeColor="text2" w:themeTint="BF"/>
-                                    </w:rPr>
-                                    <w:t>为自动重装</w:t>
-                                  </w:r>
-                                  <w:r>
-                                    <w:rPr>
-                                      <w:rFonts w:eastAsia="等线" w:cs="Times New Roman"/>
-                                      <w:color w:val="215E99" w:themeColor="text2" w:themeTint="BF"/>
-                                    </w:rPr>
-                                    <w:t>,</w:t>
-                                  </w:r>
-                                  <w:r>
-                                    <w:rPr>
-                                      <w:rFonts w:eastAsia="等线" w:cs="Times New Roman"/>
-                                      <w:color w:val="215E99" w:themeColor="text2" w:themeTint="BF"/>
-                                    </w:rPr>
-                                    <w:t xml:space="preserve"> 11</w:t>
+                                    <w:t>, 11</w:t>
                                   </w:r>
                                   <w:r>
                                     <w:rPr>
@@ -2479,41 +2354,6 @@
                                 <w:szCs w:val="18"/>
                               </w:rPr>
                             </w:pPr>
-                            <w:r>
-                              <w:rPr>
-                                <w:rFonts w:eastAsiaTheme="minorEastAsia" w:hint="eastAsia"/>
-                                <w:szCs w:val="18"/>
-                              </w:rPr>
-                              <w:t>定时器</w:t>
-                            </w:r>
-                            <w:r>
-                              <w:rPr>
-                                <w:rFonts w:eastAsiaTheme="minorEastAsia" w:hint="eastAsia"/>
-                                <w:szCs w:val="18"/>
-                              </w:rPr>
-                              <w:t>是</w:t>
-                            </w:r>
-                            <w:r>
-                              <w:rPr>
-                                <w:rFonts w:eastAsiaTheme="minorEastAsia" w:hint="eastAsia"/>
-                                <w:szCs w:val="18"/>
-                              </w:rPr>
-                              <w:t>内部时钟控制时间延迟</w:t>
-                            </w:r>
-                            <w:r>
-                              <w:rPr>
-                                <w:rFonts w:eastAsiaTheme="minorEastAsia" w:hint="eastAsia"/>
-                                <w:szCs w:val="18"/>
-                              </w:rPr>
-                              <w:t xml:space="preserve">, </w:t>
-                            </w:r>
-                            <w:r>
-                              <w:rPr>
-                                <w:rFonts w:eastAsiaTheme="minorEastAsia" w:hint="eastAsia"/>
-                                <w:szCs w:val="18"/>
-                              </w:rPr>
-                              <w:t>定时中断等</w:t>
-                            </w:r>
                           </w:p>
                           <w:p>
                             <w:pPr>
@@ -2528,7 +2368,7 @@
                                 <w:rFonts w:eastAsiaTheme="minorEastAsia" w:hint="eastAsia"/>
                                 <w:szCs w:val="18"/>
                               </w:rPr>
-                              <w:t>计数器</w:t>
+                              <w:t>定时器</w:t>
                             </w:r>
                             <w:r>
                               <w:rPr>
@@ -2542,85 +2382,126 @@
                                 <w:rFonts w:eastAsiaTheme="minorEastAsia" w:hint="eastAsia"/>
                                 <w:szCs w:val="18"/>
                               </w:rPr>
-                              <w:t>统计外部信号脉冲次数的硬件模块。每接收到一个</w:t>
-                            </w:r>
-                            <w:r>
-                              <w:rPr>
-                                <w:rFonts w:eastAsiaTheme="minorEastAsia"/>
-                                <w:szCs w:val="18"/>
-                              </w:rPr>
-                              <w:t>P3.4</w:t>
+                              <w:t>内部时钟控制时间延迟</w:t>
                             </w:r>
                             <w:r>
                               <w:rPr>
                                 <w:rFonts w:eastAsiaTheme="minorEastAsia" w:hint="eastAsia"/>
                                 <w:szCs w:val="18"/>
                               </w:rPr>
-                              <w:t>引脚的负脉冲信号</w:t>
-                            </w:r>
-                            <w:r>
-                              <w:rPr>
-                                <w:rFonts w:eastAsiaTheme="minorEastAsia"/>
-                                <w:szCs w:val="18"/>
-                              </w:rPr>
-                              <w:t>TH0</w:t>
+                              <w:t xml:space="preserve">, </w:t>
                             </w:r>
                             <w:r>
                               <w:rPr>
                                 <w:rFonts w:eastAsiaTheme="minorEastAsia" w:hint="eastAsia"/>
                                 <w:szCs w:val="18"/>
                               </w:rPr>
-                              <w:t xml:space="preserve"> </w:t>
-                            </w:r>
-                            <w:r>
-                              <w:rPr>
-                                <w:rFonts w:eastAsiaTheme="minorEastAsia"/>
-                                <w:szCs w:val="18"/>
-                              </w:rPr>
-                              <w:t>:</w:t>
-                            </w:r>
-                            <w:r>
-                              <w:rPr>
-                                <w:rFonts w:eastAsiaTheme="minorEastAsia" w:hint="eastAsia"/>
-                                <w:szCs w:val="18"/>
-                              </w:rPr>
-                              <w:t xml:space="preserve"> </w:t>
-                            </w:r>
-                            <w:r>
-                              <w:rPr>
-                                <w:rFonts w:eastAsiaTheme="minorEastAsia"/>
-                                <w:szCs w:val="18"/>
-                              </w:rPr>
-                              <w:t>TL0</w:t>
-                            </w:r>
-                            <w:r>
-                              <w:rPr>
-                                <w:rFonts w:eastAsiaTheme="minorEastAsia" w:hint="eastAsia"/>
-                                <w:szCs w:val="18"/>
-                              </w:rPr>
-                              <w:t>加</w:t>
-                            </w:r>
-                            <w:r>
-                              <w:rPr>
-                                <w:rFonts w:eastAsiaTheme="minorEastAsia"/>
-                                <w:szCs w:val="18"/>
-                              </w:rPr>
-                              <w:t>1</w:t>
-                            </w:r>
-                            <w:r>
-                              <w:rPr>
-                                <w:rFonts w:eastAsiaTheme="minorEastAsia" w:hint="eastAsia"/>
-                                <w:szCs w:val="18"/>
-                              </w:rPr>
-                              <w:t>直到溢出为止</w:t>
+                              <w:t>定时中断等</w:t>
                             </w:r>
                           </w:p>
                           <w:p>
                             <w:pPr>
                               <w:jc w:val="left"/>
                               <w:rPr>
-                                <w:rFonts w:hint="eastAsia"/>
-                              </w:rPr>
+                                <w:rFonts w:eastAsiaTheme="minorEastAsia"/>
+                                <w:szCs w:val="18"/>
+                              </w:rPr>
+                            </w:pPr>
+                            <w:r>
+                              <w:rPr>
+                                <w:rFonts w:eastAsiaTheme="minorEastAsia" w:hint="eastAsia"/>
+                                <w:szCs w:val="18"/>
+                              </w:rPr>
+                              <w:t>计数器</w:t>
+                            </w:r>
+                            <w:r>
+                              <w:rPr>
+                                <w:rFonts w:eastAsiaTheme="minorEastAsia" w:hint="eastAsia"/>
+                                <w:szCs w:val="18"/>
+                              </w:rPr>
+                              <w:t>是</w:t>
+                            </w:r>
+                            <w:r>
+                              <w:rPr>
+                                <w:rFonts w:eastAsiaTheme="minorEastAsia" w:hint="eastAsia"/>
+                                <w:szCs w:val="18"/>
+                              </w:rPr>
+                              <w:t>统计外部信号脉冲次数的硬件模块。每接收到一个</w:t>
+                            </w:r>
+                            <w:r>
+                              <w:rPr>
+                                <w:rFonts w:eastAsiaTheme="minorEastAsia"/>
+                                <w:szCs w:val="18"/>
+                              </w:rPr>
+                              <w:t>P3.4</w:t>
+                            </w:r>
+                            <w:r>
+                              <w:rPr>
+                                <w:rFonts w:eastAsiaTheme="minorEastAsia" w:hint="eastAsia"/>
+                                <w:szCs w:val="18"/>
+                              </w:rPr>
+                              <w:t>引脚的负脉冲信号</w:t>
+                            </w:r>
+                            <w:r>
+                              <w:rPr>
+                                <w:rFonts w:eastAsiaTheme="minorEastAsia"/>
+                                <w:szCs w:val="18"/>
+                              </w:rPr>
+                              <w:t>TH0</w:t>
+                            </w:r>
+                            <w:r>
+                              <w:rPr>
+                                <w:rFonts w:eastAsiaTheme="minorEastAsia" w:hint="eastAsia"/>
+                                <w:szCs w:val="18"/>
+                              </w:rPr>
+                              <w:t xml:space="preserve"> </w:t>
+                            </w:r>
+                            <w:r>
+                              <w:rPr>
+                                <w:rFonts w:eastAsiaTheme="minorEastAsia"/>
+                                <w:szCs w:val="18"/>
+                              </w:rPr>
+                              <w:t>:</w:t>
+                            </w:r>
+                            <w:r>
+                              <w:rPr>
+                                <w:rFonts w:eastAsiaTheme="minorEastAsia" w:hint="eastAsia"/>
+                                <w:szCs w:val="18"/>
+                              </w:rPr>
+                              <w:t xml:space="preserve"> </w:t>
+                            </w:r>
+                            <w:r>
+                              <w:rPr>
+                                <w:rFonts w:eastAsiaTheme="minorEastAsia"/>
+                                <w:szCs w:val="18"/>
+                              </w:rPr>
+                              <w:t>TL0</w:t>
+                            </w:r>
+                            <w:r>
+                              <w:rPr>
+                                <w:rFonts w:eastAsiaTheme="minorEastAsia" w:hint="eastAsia"/>
+                                <w:szCs w:val="18"/>
+                              </w:rPr>
+                              <w:t>加</w:t>
+                            </w:r>
+                            <w:r>
+                              <w:rPr>
+                                <w:rFonts w:eastAsiaTheme="minorEastAsia"/>
+                                <w:szCs w:val="18"/>
+                              </w:rPr>
+                              <w:t>1</w:t>
+                            </w:r>
+                            <w:r>
+                              <w:rPr>
+                                <w:rFonts w:eastAsiaTheme="minorEastAsia" w:hint="eastAsia"/>
+                                <w:szCs w:val="18"/>
+                              </w:rPr>
+                              <w:t>直到溢出为止</w:t>
+                            </w:r>
+                          </w:p>
+                          <w:p>
+                            <w:pPr>
+                              <w:jc w:val="left"/>
                             </w:pPr>
                           </w:p>
                         </w:txbxContent>
@@ -2642,7 +2523,7 @@
           </mc:Choice>
           <mc:Fallback>
             <w:pict>
-              <v:shape w14:anchorId="63670B55" id="_x0000_s1027" type="#_x0000_t202" style="position:absolute;left:0;text-align:left;margin-left:21.3pt;margin-top:1.95pt;width:297.8pt;height:213.7pt;z-index:-251655168;visibility:visible;mso-wrap-style:square;mso-width-percent:0;mso-height-percent:0;mso-wrap-distance-left:9pt;mso-wrap-distance-top:3.6pt;mso-wrap-distance-right:9pt;mso-wrap-distance-bottom:3.6pt;mso-position-horizontal:absolute;mso-position-horizontal-relative:text;mso-position-vertical:absolute;mso-position-vertical-relative:text;mso-width-percent:0;mso-height-percent:0;mso-width-relative:margin;mso-height-relative:margin;v-text-anchor:top" o:gfxdata="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" filled="f" stroked="f">
+              <v:shape w14:anchorId="63670B55" id="_x0000_s1027" type="#_x0000_t202" style="position:absolute;left:0;text-align:left;margin-left:21.3pt;margin-top:1.95pt;width:297.8pt;height:223.5pt;z-index:-251655168;visibility:visible;mso-wrap-style:square;mso-width-percent:0;mso-height-percent:0;mso-wrap-distance-left:9pt;mso-wrap-distance-top:3.6pt;mso-wrap-distance-right:9pt;mso-wrap-distance-bottom:3.6pt;mso-position-horizontal:absolute;mso-position-horizontal-relative:text;mso-position-vertical:absolute;mso-position-vertical-relative:text;mso-width-percent:0;mso-height-percent:0;mso-width-relative:margin;mso-height-relative:margin;v-text-anchor:top" o:gfxdata="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" filled="f" stroked="f">
                 <v:textbox>
                   <w:txbxContent>
                     <w:tbl>
@@ -2818,19 +2699,7 @@
                               <w:rPr>
                                 <w:rFonts w:eastAsia="等线" w:cs="Times New Roman"/>
                               </w:rPr>
-                              <w:t>. GATE</w:t>
-                            </w:r>
-                            <w:r>
-                              <w:rPr>
-                                <w:rFonts w:eastAsia="等线" w:cs="Times New Roman"/>
-                              </w:rPr>
-                              <w:t>1</w:t>
-                            </w:r>
-                            <w:r>
-                              <w:rPr>
-                                <w:rFonts w:eastAsia="等线" w:cs="Times New Roman"/>
-                              </w:rPr>
-                              <w:t xml:space="preserve"> = 1</w:t>
+                              <w:t>. GATE1 = 1</w:t>
                             </w:r>
                             <w:r>
                               <w:rPr>
@@ -2866,13 +2735,7 @@
                               <w:rPr>
                                 <w:rFonts w:eastAsia="等线" w:cs="Times New Roman"/>
                               </w:rPr>
-                              <w:t xml:space="preserve">GATE1 = </w:t>
-                            </w:r>
-                            <w:r>
-                              <w:rPr>
-                                <w:rFonts w:eastAsia="等线" w:cs="Times New Roman"/>
-                              </w:rPr>
-                              <w:t>0</w:t>
+                              <w:t>GATE1 = 0</w:t>
                             </w:r>
                             <w:r>
                               <w:rPr>
@@ -2890,13 +2753,7 @@
                               <w:rPr>
                                 <w:rFonts w:eastAsia="等线" w:cs="Times New Roman"/>
                               </w:rPr>
-                              <w:t>控制</w:t>
-                            </w:r>
-                            <w:r>
-                              <w:rPr>
-                                <w:rFonts w:eastAsia="等线" w:cs="Times New Roman"/>
-                              </w:rPr>
-                              <w:t>定时器</w:t>
+                              <w:t>控制定时器</w:t>
                             </w:r>
                           </w:p>
                         </w:tc>
@@ -3009,13 +2866,7 @@
                               <w:rPr>
                                 <w:rFonts w:eastAsia="等线" w:cs="Times New Roman"/>
                               </w:rPr>
-                              <w:t xml:space="preserve">: </w:t>
-                            </w:r>
-                            <w:r>
-                              <w:rPr>
-                                <w:rFonts w:eastAsia="等线" w:cs="Times New Roman"/>
-                              </w:rPr>
-                              <w:t xml:space="preserve">0 = </w:t>
+                              <w:t xml:space="preserve">: 0 = </w:t>
                             </w:r>
                             <w:r>
                               <w:rPr>
@@ -3087,19 +2938,7 @@
                               <w:rPr>
                                 <w:rFonts w:eastAsia="等线" w:cs="Times New Roman"/>
                               </w:rPr>
-                              <w:t>4</w:t>
-                            </w:r>
-                            <w:r>
-                              <w:rPr>
-                                <w:rFonts w:eastAsia="等线" w:cs="Times New Roman"/>
-                              </w:rPr>
-                              <w:t>-</w:t>
-                            </w:r>
-                            <w:r>
-                              <w:rPr>
-                                <w:rFonts w:eastAsia="等线" w:cs="Times New Roman"/>
-                              </w:rPr>
-                              <w:t>5</w:t>
+                              <w:t>4-5</w:t>
                             </w:r>
                           </w:p>
                         </w:tc>
@@ -3265,91 +3104,56 @@
                                 <w:rFonts w:eastAsia="等线" w:cs="Times New Roman"/>
                                 <w:color w:val="215E99" w:themeColor="text2" w:themeTint="BF"/>
                               </w:rPr>
-                              <w:t xml:space="preserve"> P3.</w:t>
+                              <w:t xml:space="preserve"> P3.X </w:t>
                             </w:r>
                             <w:r>
                               <w:rPr>
                                 <w:rFonts w:eastAsia="等线" w:cs="Times New Roman"/>
                                 <w:color w:val="215E99" w:themeColor="text2" w:themeTint="BF"/>
                               </w:rPr>
-                              <w:t>X</w:t>
+                              <w:t>控制定时器启动</w:t>
                             </w:r>
                             <w:r>
                               <w:rPr>
                                 <w:rFonts w:eastAsia="等线" w:cs="Times New Roman"/>
                                 <w:color w:val="215E99" w:themeColor="text2" w:themeTint="BF"/>
                               </w:rPr>
-                              <w:t xml:space="preserve"> </w:t>
+                              <w:t>) GATE0 = 1</w:t>
                             </w:r>
                             <w:r>
                               <w:rPr>
                                 <w:rFonts w:eastAsia="等线" w:cs="Times New Roman"/>
                                 <w:color w:val="215E99" w:themeColor="text2" w:themeTint="BF"/>
                               </w:rPr>
-                              <w:t>控制定时器启动</w:t>
+                              <w:t>时</w:t>
                             </w:r>
                             <w:r>
                               <w:rPr>
                                 <w:rFonts w:eastAsia="等线" w:cs="Times New Roman"/>
                                 <w:color w:val="215E99" w:themeColor="text2" w:themeTint="BF"/>
                               </w:rPr>
-                              <w:t>)</w:t>
+                              <w:t xml:space="preserve">, </w:t>
                             </w:r>
                             <w:r>
                               <w:rPr>
                                 <w:rFonts w:eastAsia="等线" w:cs="Times New Roman"/>
                                 <w:color w:val="215E99" w:themeColor="text2" w:themeTint="BF"/>
                               </w:rPr>
-                              <w:t xml:space="preserve"> </w:t>
+                              <w:t>只有</w:t>
                             </w:r>
                             <w:r>
                               <w:rPr>
                                 <w:rFonts w:eastAsia="等线" w:cs="Times New Roman"/>
                                 <w:color w:val="215E99" w:themeColor="text2" w:themeTint="BF"/>
                               </w:rPr>
-                              <w:t>GATE0 = 1</w:t>
+                              <w:t>P3.2</w:t>
                             </w:r>
                             <w:r>
                               <w:rPr>
                                 <w:rFonts w:eastAsia="等线" w:cs="Times New Roman"/>
                                 <w:color w:val="215E99" w:themeColor="text2" w:themeTint="BF"/>
                               </w:rPr>
-                              <w:t>时</w:t>
-                            </w:r>
-                            <w:r>
-                              <w:rPr>
-                                <w:rFonts w:eastAsia="等线" w:cs="Times New Roman"/>
-                                <w:color w:val="215E99" w:themeColor="text2" w:themeTint="BF"/>
-                              </w:rPr>
-                              <w:t xml:space="preserve">, </w:t>
-                            </w:r>
-                            <w:r>
-                              <w:rPr>
-                                <w:rFonts w:eastAsia="等线" w:cs="Times New Roman"/>
-                                <w:color w:val="215E99" w:themeColor="text2" w:themeTint="BF"/>
-                              </w:rPr>
-                              <w:t>只有</w:t>
-                            </w:r>
-                            <w:r>
-                              <w:rPr>
-                                <w:rFonts w:eastAsia="等线" w:cs="Times New Roman"/>
-                                <w:color w:val="215E99" w:themeColor="text2" w:themeTint="BF"/>
-                              </w:rPr>
-                              <w:t>P3.2</w:t>
-                            </w:r>
-                            <w:r>
-                              <w:rPr>
-                                <w:rFonts w:eastAsia="等线" w:cs="Times New Roman"/>
-                                <w:color w:val="215E99" w:themeColor="text2" w:themeTint="BF"/>
-                              </w:rPr>
-                              <w:t>为高电平</w:t>
-                            </w:r>
-                            <w:r>
-                              <w:rPr>
-                                <w:rFonts w:eastAsia="等线" w:cs="Times New Roman"/>
-                                <w:color w:val="215E99" w:themeColor="text2" w:themeTint="BF"/>
-                              </w:rPr>
-                              <w:t>时</w:t>
+                              <w:t>为高电平时</w:t>
                             </w:r>
                             <w:r>
                               <w:rPr>
@@ -3619,21 +3423,7 @@
                                 <w:rFonts w:eastAsia="等线" w:cs="Times New Roman"/>
                                 <w:color w:val="215E99" w:themeColor="text2" w:themeTint="BF"/>
                               </w:rPr>
-                              <w:t>0</w:t>
-                            </w:r>
-                            <w:r>
-                              <w:rPr>
-                                <w:rFonts w:eastAsia="等线" w:cs="Times New Roman"/>
-                                <w:color w:val="215E99" w:themeColor="text2" w:themeTint="BF"/>
-                              </w:rPr>
-                              <w:t>-</w:t>
-                            </w:r>
-                            <w:r>
-                              <w:rPr>
-                                <w:rFonts w:eastAsia="等线" w:cs="Times New Roman"/>
-                                <w:color w:val="215E99" w:themeColor="text2" w:themeTint="BF"/>
-                              </w:rPr>
-                              <w:t>1</w:t>
+                              <w:t>0-1</w:t>
                             </w:r>
                           </w:p>
                         </w:tc>
@@ -3648,7 +3438,7 @@
                             <w:pPr>
                               <w:jc w:val="center"/>
                               <w:rPr>
-                                <w:rFonts w:eastAsia="等线" w:cs="Times New Roman" w:hint="eastAsia"/>
+                                <w:rFonts w:eastAsia="等线" w:cs="Times New Roman"/>
                                 <w:color w:val="215E99" w:themeColor="text2" w:themeTint="BF"/>
                               </w:rPr>
                             </w:pPr>
@@ -3709,20 +3499,41 @@
                                 <w:rFonts w:eastAsia="等线" w:cs="Times New Roman"/>
                                 <w:color w:val="215E99" w:themeColor="text2" w:themeTint="BF"/>
                               </w:rPr>
-                              <w:t>:</w:t>
+                              <w:t>: 00</w:t>
                             </w:r>
                             <w:r>
                               <w:rPr>
                                 <w:rFonts w:eastAsia="等线" w:cs="Times New Roman"/>
                                 <w:color w:val="215E99" w:themeColor="text2" w:themeTint="BF"/>
                               </w:rPr>
-                              <w:t xml:space="preserve"> 00</w:t>
+                              <w:t>是</w:t>
                             </w:r>
                             <w:r>
                               <w:rPr>
                                 <w:rFonts w:eastAsia="等线" w:cs="Times New Roman"/>
                                 <w:color w:val="215E99" w:themeColor="text2" w:themeTint="BF"/>
                               </w:rPr>
+                              <w:t>13</w:t>
+                            </w:r>
+                            <w:r>
+                              <w:rPr>
+                                <w:rFonts w:eastAsia="等线" w:cs="Times New Roman"/>
+                                <w:color w:val="215E99" w:themeColor="text2" w:themeTint="BF"/>
+                              </w:rPr>
+                              <w:t>位</w:t>
+                            </w:r>
+                            <w:r>
+                              <w:rPr>
+                                <w:rFonts w:eastAsia="等线" w:cs="Times New Roman"/>
+                                <w:color w:val="215E99" w:themeColor="text2" w:themeTint="BF"/>
+                              </w:rPr>
+                              <w:t>, 01</w:t>
+                            </w:r>
+                            <w:r>
+                              <w:rPr>
+                                <w:rFonts w:eastAsia="等线" w:cs="Times New Roman"/>
+                                <w:color w:val="215E99" w:themeColor="text2" w:themeTint="BF"/>
+                              </w:rPr>
                               <w:t>是</w:t>
                             </w:r>
                             <w:r>
@@ -3730,7 +3541,7 @@
                                 <w:rFonts w:eastAsia="等线" w:cs="Times New Roman"/>
                                 <w:color w:val="215E99" w:themeColor="text2" w:themeTint="BF"/>
                               </w:rPr>
-                              <w:t>13</w:t>
+                              <w:t>16</w:t>
                             </w:r>
                             <w:r>
                               <w:rPr>
@@ -3744,84 +3555,35 @@
                                 <w:rFonts w:eastAsia="等线" w:cs="Times New Roman"/>
                                 <w:color w:val="215E99" w:themeColor="text2" w:themeTint="BF"/>
                               </w:rPr>
-                              <w:t xml:space="preserve">, </w:t>
+                              <w:t>, 10</w:t>
                             </w:r>
                             <w:r>
                               <w:rPr>
                                 <w:rFonts w:eastAsia="等线" w:cs="Times New Roman"/>
                                 <w:color w:val="215E99" w:themeColor="text2" w:themeTint="BF"/>
                               </w:rPr>
-                              <w:t>01</w:t>
+                              <w:t>是</w:t>
                             </w:r>
                             <w:r>
                               <w:rPr>
                                 <w:rFonts w:eastAsia="等线" w:cs="Times New Roman"/>
                                 <w:color w:val="215E99" w:themeColor="text2" w:themeTint="BF"/>
                               </w:rPr>
-                              <w:t>是</w:t>
+                              <w:t>8</w:t>
                             </w:r>
                             <w:r>
                               <w:rPr>
                                 <w:rFonts w:eastAsia="等线" w:cs="Times New Roman"/>
                                 <w:color w:val="215E99" w:themeColor="text2" w:themeTint="BF"/>
                               </w:rPr>
-                              <w:t>16</w:t>
+                              <w:t>为自动重装</w:t>
                             </w:r>
                             <w:r>
                               <w:rPr>
                                 <w:rFonts w:eastAsia="等线" w:cs="Times New Roman"/>
                                 <w:color w:val="215E99" w:themeColor="text2" w:themeTint="BF"/>
                               </w:rPr>
-                              <w:t>位</w:t>
-                            </w:r>
-                            <w:r>
-                              <w:rPr>
-                                <w:rFonts w:eastAsia="等线" w:cs="Times New Roman"/>
-                                <w:color w:val="215E99" w:themeColor="text2" w:themeTint="BF"/>
-                              </w:rPr>
-                              <w:t>,</w:t>
-                            </w:r>
-                            <w:r>
-                              <w:rPr>
-                                <w:rFonts w:eastAsia="等线" w:cs="Times New Roman"/>
-                                <w:color w:val="215E99" w:themeColor="text2" w:themeTint="BF"/>
-                              </w:rPr>
-                              <w:t xml:space="preserve"> 10</w:t>
-                            </w:r>
-                            <w:r>
-                              <w:rPr>
-                                <w:rFonts w:eastAsia="等线" w:cs="Times New Roman"/>
-                                <w:color w:val="215E99" w:themeColor="text2" w:themeTint="BF"/>
-                              </w:rPr>
-                              <w:t>是</w:t>
-                            </w:r>
-                            <w:r>
-                              <w:rPr>
-                                <w:rFonts w:eastAsia="等线" w:cs="Times New Roman"/>
-                                <w:color w:val="215E99" w:themeColor="text2" w:themeTint="BF"/>
-                              </w:rPr>
-                              <w:t>8</w:t>
-                            </w:r>
-                            <w:r>
-                              <w:rPr>
-                                <w:rFonts w:eastAsia="等线" w:cs="Times New Roman"/>
-                                <w:color w:val="215E99" w:themeColor="text2" w:themeTint="BF"/>
-                              </w:rPr>
-                              <w:t>为自动重装</w:t>
-                            </w:r>
-                            <w:r>
-                              <w:rPr>
-                                <w:rFonts w:eastAsia="等线" w:cs="Times New Roman"/>
-                                <w:color w:val="215E99" w:themeColor="text2" w:themeTint="BF"/>
-                              </w:rPr>
-                              <w:t>,</w:t>
-                            </w:r>
-                            <w:r>
-                              <w:rPr>
-                                <w:rFonts w:eastAsia="等线" w:cs="Times New Roman"/>
-                                <w:color w:val="215E99" w:themeColor="text2" w:themeTint="BF"/>
-                              </w:rPr>
-                              <w:t xml:space="preserve"> 11</w:t>
+                              <w:t>, 11</w:t>
                             </w:r>
                             <w:r>
                               <w:rPr>
@@ -3870,6 +3632,15 @@
                           <w:szCs w:val="18"/>
                         </w:rPr>
                       </w:pPr>
+                    </w:p>
+                    <w:p>
+                      <w:pPr>
+                        <w:jc w:val="left"/>
+                        <w:rPr>
+                          <w:rFonts w:eastAsiaTheme="minorEastAsia"/>
+                          <w:szCs w:val="18"/>
+                        </w:rPr>
+                      </w:pPr>
                       <w:r>
                         <w:rPr>
                           <w:rFonts w:eastAsiaTheme="minorEastAsia" w:hint="eastAsia"/>
@@ -4009,9 +3780,6 @@
                     <w:p>
                       <w:pPr>
                         <w:jc w:val="left"/>
-                        <w:rPr>
-                          <w:rFonts w:hint="eastAsia"/>
-                        </w:rPr>
                       </w:pPr>
                     </w:p>
                   </w:txbxContent>
@@ -4159,7 +3927,7 @@
     <w:p>
       <w:pPr>
         <w:rPr>
-          <w:rFonts w:eastAsiaTheme="minorEastAsia" w:hint="eastAsia"/>
+          <w:rFonts w:eastAsiaTheme="minorEastAsia"/>
           <w:szCs w:val="18"/>
         </w:rPr>
       </w:pPr>
@@ -4168,7 +3936,7 @@
       <w:pPr>
         <w:ind w:firstLine="420"/>
         <w:rPr>
-          <w:rFonts w:eastAsiaTheme="minorEastAsia" w:hint="eastAsia"/>
+          <w:rFonts w:eastAsiaTheme="minorEastAsia"/>
           <w:szCs w:val="18"/>
         </w:rPr>
       </w:pPr>
@@ -4199,7 +3967,7 @@
     <w:p>
       <w:pPr>
         <w:rPr>
-          <w:rFonts w:eastAsiaTheme="minorEastAsia" w:hint="eastAsia"/>
+          <w:rFonts w:eastAsiaTheme="minorEastAsia"/>
           <w:szCs w:val="18"/>
         </w:rPr>
       </w:pPr>
@@ -4208,7 +3976,7 @@
       <w:pPr>
         <w:ind w:firstLine="420"/>
         <w:rPr>
-          <w:rFonts w:eastAsiaTheme="minorEastAsia" w:hint="eastAsia"/>
+          <w:rFonts w:eastAsiaTheme="minorEastAsia"/>
           <w:szCs w:val="18"/>
         </w:rPr>
       </w:pPr>
@@ -4459,7 +4227,7 @@
                                   <w:pPr>
                                     <w:jc w:val="center"/>
                                     <w:rPr>
-                                      <w:rFonts w:eastAsia="等线" w:cs="Times New Roman" w:hint="eastAsia"/>
+                                      <w:rFonts w:eastAsia="等线" w:cs="Times New Roman"/>
                                     </w:rPr>
                                   </w:pPr>
                                   <w:r>
@@ -4947,7 +4715,7 @@
                                 <w:p>
                                   <w:pPr>
                                     <w:rPr>
-                                      <w:rFonts w:eastAsia="等线" w:cs="Times New Roman" w:hint="eastAsia"/>
+                                      <w:rFonts w:eastAsia="等线" w:cs="Times New Roman"/>
                                       <w:color w:val="215E99" w:themeColor="text2" w:themeTint="BF"/>
                                     </w:rPr>
                                   </w:pPr>
@@ -5419,7 +5187,7 @@
                             <w:pPr>
                               <w:spacing w:line="360" w:lineRule="auto"/>
                               <w:rPr>
-                                <w:rFonts w:eastAsiaTheme="minorEastAsia" w:hint="eastAsia"/>
+                                <w:rFonts w:eastAsiaTheme="minorEastAsia"/>
                                 <w:szCs w:val="18"/>
                               </w:rPr>
                             </w:pPr>
@@ -5690,7 +5458,7 @@
                             <w:pPr>
                               <w:jc w:val="center"/>
                               <w:rPr>
-                                <w:rFonts w:eastAsia="等线" w:cs="Times New Roman" w:hint="eastAsia"/>
+                                <w:rFonts w:eastAsia="等线" w:cs="Times New Roman"/>
                               </w:rPr>
                             </w:pPr>
                             <w:r>
@@ -6178,7 +5946,7 @@
                           <w:p>
                             <w:pPr>
                               <w:rPr>
-                                <w:rFonts w:eastAsia="等线" w:cs="Times New Roman" w:hint="eastAsia"/>
+                                <w:rFonts w:eastAsia="等线" w:cs="Times New Roman"/>
                                 <w:color w:val="215E99" w:themeColor="text2" w:themeTint="BF"/>
                               </w:rPr>
                             </w:pPr>
@@ -6650,7 +6418,7 @@
                       <w:pPr>
                         <w:spacing w:line="360" w:lineRule="auto"/>
                         <w:rPr>
-                          <w:rFonts w:eastAsiaTheme="minorEastAsia" w:hint="eastAsia"/>
+                          <w:rFonts w:eastAsiaTheme="minorEastAsia"/>
                           <w:szCs w:val="18"/>
                         </w:rPr>
                       </w:pPr>
@@ -6819,54 +6587,70 @@
     <w:p>
       <w:pPr>
         <w:rPr>
+          <w:rFonts w:eastAsiaTheme="minorEastAsia"/>
+          <w:szCs w:val="18"/>
+        </w:rPr>
+      </w:pPr>
+    </w:p>
+    <w:p>
+      <w:pPr>
+        <w:spacing w:line="276" w:lineRule="auto"/>
+        <w:rPr>
+          <w:rFonts w:eastAsiaTheme="minorEastAsia"/>
+          <w:szCs w:val="18"/>
+        </w:rPr>
+      </w:pPr>
+      <w:r>
+        <w:rPr>
           <w:rFonts w:eastAsiaTheme="minorEastAsia" w:hint="eastAsia"/>
           <w:szCs w:val="18"/>
         </w:rPr>
-      </w:pPr>
-    </w:p>
-    <w:p>
-      <w:pPr>
-        <w:spacing w:line="276" w:lineRule="auto"/>
+        <w:t xml:space="preserve">  (2) </w:t>
+      </w:r>
+      <w:r>
         <w:rPr>
           <w:rFonts w:eastAsiaTheme="minorEastAsia" w:hint="eastAsia"/>
           <w:szCs w:val="18"/>
         </w:rPr>
-      </w:pPr>
+        <w:t>定时器的计算</w:t>
+      </w:r>
+    </w:p>
+    <w:p>
+      <w:pPr>
+        <w:rPr>
+          <w:rFonts w:eastAsiaTheme="minorEastAsia" w:cs="Times New Roman"/>
+          <w:szCs w:val="18"/>
+        </w:rPr>
+      </w:pPr>
+      <w:r>
+        <w:rPr>
+          <w:rFonts w:eastAsiaTheme="minorEastAsia"/>
+          <w:szCs w:val="18"/>
+        </w:rPr>
+        <w:tab/>
+      </w:r>
       <w:r>
         <w:rPr>
           <w:rFonts w:eastAsiaTheme="minorEastAsia" w:hint="eastAsia"/>
           <w:szCs w:val="18"/>
         </w:rPr>
-        <w:t xml:space="preserve">  (2) </w:t>
-      </w:r>
-      <w:r>
-        <w:rPr>
-          <w:rFonts w:eastAsiaTheme="minorEastAsia" w:hint="eastAsia"/>
-          <w:szCs w:val="18"/>
-        </w:rPr>
-        <w:t>定时器的计算</w:t>
-      </w:r>
-    </w:p>
-    <w:p>
-      <w:pPr>
+        <w:t xml:space="preserve"> </w:t>
+      </w:r>
+      <w:proofErr w:type="spellStart"/>
+      <w:r>
         <w:rPr>
           <w:rFonts w:eastAsiaTheme="minorEastAsia" w:cs="Times New Roman"/>
           <w:szCs w:val="18"/>
         </w:rPr>
-      </w:pPr>
-      <w:r>
-        <w:rPr>
-          <w:rFonts w:eastAsiaTheme="minorEastAsia"/>
-          <w:szCs w:val="18"/>
-        </w:rPr>
-        <w:tab/>
-      </w:r>
-      <w:r>
-        <w:rPr>
-          <w:rFonts w:eastAsiaTheme="minorEastAsia" w:hint="eastAsia"/>
-          <w:szCs w:val="18"/>
-        </w:rPr>
-        <w:t xml:space="preserve"> </w:t>
+        <w:t>THx</w:t>
+      </w:r>
+      <w:proofErr w:type="spellEnd"/>
+      <w:r>
+        <w:rPr>
+          <w:rFonts w:eastAsiaTheme="minorEastAsia" w:cs="Times New Roman"/>
+          <w:szCs w:val="18"/>
+        </w:rPr>
+        <w:t>和</w:t>
       </w:r>
       <w:proofErr w:type="spellStart"/>
       <w:r>
@@ -6874,7 +6658,7 @@
           <w:rFonts w:eastAsiaTheme="minorEastAsia" w:cs="Times New Roman"/>
           <w:szCs w:val="18"/>
         </w:rPr>
-        <w:t>THx</w:t>
+        <w:t>TLx</w:t>
       </w:r>
       <w:proofErr w:type="spellEnd"/>
       <w:r>
@@ -6882,23 +6666,21 @@
           <w:rFonts w:eastAsiaTheme="minorEastAsia" w:cs="Times New Roman"/>
           <w:szCs w:val="18"/>
         </w:rPr>
-        <w:t>和</w:t>
-      </w:r>
-      <w:proofErr w:type="spellStart"/>
+        <w:t>是定时器的高</w:t>
+      </w:r>
       <w:r>
         <w:rPr>
           <w:rFonts w:eastAsiaTheme="minorEastAsia" w:cs="Times New Roman"/>
           <w:szCs w:val="18"/>
         </w:rPr>
-        <w:t>TLx</w:t>
-      </w:r>
-      <w:proofErr w:type="spellEnd"/>
+        <w:t>8</w:t>
+      </w:r>
       <w:r>
         <w:rPr>
           <w:rFonts w:eastAsiaTheme="minorEastAsia" w:cs="Times New Roman"/>
           <w:szCs w:val="18"/>
         </w:rPr>
-        <w:t>是定时器的高</w:t>
+        <w:t>位和低</w:t>
       </w:r>
       <w:r>
         <w:rPr>
@@ -6912,42 +6694,21 @@
           <w:rFonts w:eastAsiaTheme="minorEastAsia" w:cs="Times New Roman"/>
           <w:szCs w:val="18"/>
         </w:rPr>
-        <w:t>位和低</w:t>
+        <w:t>位</w:t>
       </w:r>
       <w:r>
         <w:rPr>
           <w:rFonts w:eastAsiaTheme="minorEastAsia" w:cs="Times New Roman"/>
           <w:szCs w:val="18"/>
         </w:rPr>
-        <w:t>8</w:t>
+        <w:t xml:space="preserve">, </w:t>
       </w:r>
       <w:r>
         <w:rPr>
           <w:rFonts w:eastAsiaTheme="minorEastAsia" w:cs="Times New Roman"/>
           <w:szCs w:val="18"/>
         </w:rPr>
-        <w:t>位</w:t>
-      </w:r>
-      <w:r>
-        <w:rPr>
-          <w:rFonts w:eastAsiaTheme="minorEastAsia" w:cs="Times New Roman"/>
-          <w:szCs w:val="18"/>
-        </w:rPr>
-        <w:t xml:space="preserve">, </w:t>
-      </w:r>
-      <w:r>
-        <w:rPr>
-          <w:rFonts w:eastAsiaTheme="minorEastAsia" w:cs="Times New Roman"/>
-          <w:szCs w:val="18"/>
-        </w:rPr>
-        <w:t>每次时间到</w:t>
-      </w:r>
-      <w:r>
-        <w:rPr>
-          <w:rFonts w:eastAsiaTheme="minorEastAsia" w:cs="Times New Roman"/>
-          <w:szCs w:val="18"/>
-        </w:rPr>
-        <w:t>后</w:t>
+        <w:t>每次时间到后</w:t>
       </w:r>
       <w:r>
         <w:rPr>
@@ -7017,22 +6778,45 @@
           <w:rFonts w:eastAsiaTheme="minorEastAsia" w:cs="Times New Roman"/>
           <w:szCs w:val="18"/>
         </w:rPr>
-        <w:t>的值</w:t>
-      </w:r>
+        <w:t>的值才可以</w:t>
+      </w:r>
+      <w:proofErr w:type="gramEnd"/>
       <w:r>
         <w:rPr>
           <w:rFonts w:eastAsiaTheme="minorEastAsia" w:cs="Times New Roman"/>
           <w:szCs w:val="18"/>
         </w:rPr>
-        <w:t>才可以</w:t>
-      </w:r>
-      <w:proofErr w:type="gramEnd"/>
+        <w:t>开始下一次定时工作否则会从</w:t>
+      </w:r>
+      <w:proofErr w:type="spellStart"/>
       <w:r>
         <w:rPr>
           <w:rFonts w:eastAsiaTheme="minorEastAsia" w:cs="Times New Roman"/>
           <w:szCs w:val="18"/>
         </w:rPr>
-        <w:t>开始下一次定时工作否则会从</w:t>
+        <w:t>THx</w:t>
+      </w:r>
+      <w:proofErr w:type="spellEnd"/>
+      <w:r>
+        <w:rPr>
+          <w:rFonts w:eastAsiaTheme="minorEastAsia" w:cs="Times New Roman"/>
+          <w:szCs w:val="18"/>
+        </w:rPr>
+        <w:t xml:space="preserve"> </w:t>
+      </w:r>
+      <w:r>
+        <w:rPr>
+          <w:rFonts w:eastAsiaTheme="minorEastAsia" w:cs="Times New Roman"/>
+          <w:szCs w:val="18"/>
+        </w:rPr>
+        <w:t>和</w:t>
+      </w:r>
+      <w:r>
+        <w:rPr>
+          <w:rFonts w:eastAsiaTheme="minorEastAsia" w:cs="Times New Roman"/>
+          <w:szCs w:val="18"/>
+        </w:rPr>
+        <w:t xml:space="preserve"> </w:t>
       </w:r>
       <w:proofErr w:type="spellStart"/>
       <w:r>
@@ -7040,7 +6824,7 @@
           <w:rFonts w:eastAsiaTheme="minorEastAsia" w:cs="Times New Roman"/>
           <w:szCs w:val="18"/>
         </w:rPr>
-        <w:t>THx</w:t>
+        <w:t>TLx</w:t>
       </w:r>
       <w:proofErr w:type="spellEnd"/>
       <w:r>
@@ -7048,44 +6832,7 @@
           <w:rFonts w:eastAsiaTheme="minorEastAsia" w:cs="Times New Roman"/>
           <w:szCs w:val="18"/>
         </w:rPr>
-        <w:t xml:space="preserve"> </w:t>
-      </w:r>
-      <w:r>
-        <w:rPr>
-          <w:rFonts w:eastAsiaTheme="minorEastAsia" w:cs="Times New Roman"/>
-          <w:szCs w:val="18"/>
-        </w:rPr>
-        <w:t>和</w:t>
-      </w:r>
-      <w:r>
-        <w:rPr>
-          <w:rFonts w:eastAsiaTheme="minorEastAsia" w:cs="Times New Roman"/>
-          <w:szCs w:val="18"/>
-        </w:rPr>
-        <w:t xml:space="preserve"> </w:t>
-      </w:r>
-      <w:proofErr w:type="spellStart"/>
-      <w:r>
-        <w:rPr>
-          <w:rFonts w:eastAsiaTheme="minorEastAsia" w:cs="Times New Roman"/>
-          <w:szCs w:val="18"/>
-        </w:rPr>
-        <w:t>TLx</w:t>
-      </w:r>
-      <w:proofErr w:type="spellEnd"/>
-      <w:r>
-        <w:rPr>
-          <w:rFonts w:eastAsiaTheme="minorEastAsia" w:cs="Times New Roman"/>
-          <w:szCs w:val="18"/>
-        </w:rPr>
-        <w:t xml:space="preserve"> = </w:t>
-      </w:r>
-      <w:r>
-        <w:rPr>
-          <w:rFonts w:eastAsiaTheme="minorEastAsia" w:cs="Times New Roman"/>
-          <w:szCs w:val="18"/>
-        </w:rPr>
-        <w:t>0</w:t>
+        <w:t xml:space="preserve"> = 0</w:t>
       </w:r>
       <w:r>
         <w:rPr>
@@ -7436,7 +7183,7 @@
           <w:bCs/>
           <w:szCs w:val="18"/>
         </w:rPr>
-        <w:t>)</w:t>
+        <w:t xml:space="preserve">) = (65536 - </w:t>
       </w:r>
       <w:r>
         <w:rPr>
@@ -7445,7 +7192,7 @@
           <w:bCs/>
           <w:szCs w:val="18"/>
         </w:rPr>
-        <w:t xml:space="preserve"> = (65536 - </w:t>
+        <w:t>初值</w:t>
       </w:r>
       <w:r>
         <w:rPr>
@@ -7454,8 +7201,18 @@
           <w:bCs/>
           <w:szCs w:val="18"/>
         </w:rPr>
-        <w:t>初值</w:t>
-      </w:r>
+        <w:t>) × 1.085</w:t>
+      </w:r>
+      <w:r>
+        <w:rPr>
+          <w:rFonts w:eastAsiaTheme="minorEastAsia" w:cs="Times New Roman" w:hint="eastAsia"/>
+          <w:b/>
+          <w:bCs/>
+          <w:szCs w:val="18"/>
+        </w:rPr>
+        <w:t xml:space="preserve"> </w:t>
+      </w:r>
+      <w:proofErr w:type="spellStart"/>
       <w:r>
         <w:rPr>
           <w:rFonts w:eastAsiaTheme="minorEastAsia" w:cs="Times New Roman"/>
@@ -7463,249 +7220,239 @@
           <w:bCs/>
           <w:szCs w:val="18"/>
         </w:rPr>
-        <w:t>) × 1.085</w:t>
+        <w:t>μs</w:t>
+      </w:r>
+      <w:proofErr w:type="spellEnd"/>
+      <w:r>
+        <w:rPr>
+          <w:rFonts w:eastAsiaTheme="minorEastAsia" w:cs="Times New Roman"/>
+          <w:szCs w:val="18"/>
+        </w:rPr>
+        <w:t xml:space="preserve">  </w:t>
       </w:r>
       <w:r>
         <w:rPr>
           <w:rFonts w:eastAsiaTheme="minorEastAsia" w:cs="Times New Roman" w:hint="eastAsia"/>
+          <w:szCs w:val="18"/>
+        </w:rPr>
+        <w:t xml:space="preserve"> </w:t>
+      </w:r>
+      <w:r>
+        <w:rPr>
+          <w:rFonts w:eastAsiaTheme="minorEastAsia" w:cs="Times New Roman"/>
+          <w:szCs w:val="18"/>
+        </w:rPr>
+        <w:t>此处</w:t>
+      </w:r>
+      <w:r>
+        <w:rPr>
+          <w:rFonts w:eastAsiaTheme="minorEastAsia" w:cs="Times New Roman"/>
+          <w:szCs w:val="18"/>
+        </w:rPr>
+        <w:t xml:space="preserve">65536 - </w:t>
+      </w:r>
+      <w:r>
+        <w:rPr>
+          <w:rFonts w:eastAsiaTheme="minorEastAsia" w:cs="Times New Roman"/>
+          <w:szCs w:val="18"/>
+        </w:rPr>
+        <w:t>初值</w:t>
+      </w:r>
+      <w:r>
+        <w:rPr>
+          <w:rFonts w:eastAsiaTheme="minorEastAsia" w:cs="Times New Roman"/>
+          <w:szCs w:val="18"/>
+        </w:rPr>
+        <w:t xml:space="preserve"> = </w:t>
+      </w:r>
+      <w:r>
+        <w:rPr>
+          <w:rFonts w:eastAsiaTheme="minorEastAsia" w:cs="Times New Roman"/>
+          <w:szCs w:val="18"/>
+        </w:rPr>
+        <w:t>机器周期个数</w:t>
+      </w:r>
+    </w:p>
+    <w:p>
+      <w:pPr>
+        <w:ind w:left="3780" w:firstLineChars="100" w:firstLine="180"/>
+        <w:rPr>
+          <w:rFonts w:eastAsiaTheme="minorEastAsia" w:cs="Times New Roman"/>
+          <w:szCs w:val="18"/>
+        </w:rPr>
+      </w:pPr>
+      <w:r>
+        <w:rPr>
+          <w:rFonts w:eastAsiaTheme="minorEastAsia" w:cs="Times New Roman"/>
+          <w:szCs w:val="18"/>
+        </w:rPr>
+        <w:t>定时器的一个数字</w:t>
+      </w:r>
+      <w:r>
+        <w:rPr>
+          <w:rFonts w:eastAsiaTheme="minorEastAsia" w:cs="Times New Roman"/>
+          <w:szCs w:val="18"/>
+        </w:rPr>
+        <w:t xml:space="preserve"> = </w:t>
+      </w:r>
+      <w:r>
+        <w:rPr>
+          <w:rFonts w:eastAsiaTheme="minorEastAsia" w:cs="Times New Roman"/>
+          <w:szCs w:val="18"/>
+        </w:rPr>
+        <w:t>一个机器周期</w:t>
+      </w:r>
+    </w:p>
+    <w:p>
+      <w:pPr>
+        <w:ind w:left="90" w:firstLine="420"/>
+        <w:rPr>
+          <w:rFonts w:eastAsiaTheme="minorEastAsia" w:cs="Times New Roman"/>
+          <w:szCs w:val="18"/>
+        </w:rPr>
+      </w:pPr>
+    </w:p>
+    <w:p>
+      <w:pPr>
+        <w:ind w:left="90" w:firstLine="420"/>
+        <w:rPr>
+          <w:rFonts w:eastAsiaTheme="minorEastAsia" w:cs="Times New Roman"/>
+          <w:szCs w:val="18"/>
+        </w:rPr>
+      </w:pPr>
+      <w:r>
+        <w:rPr>
+          <w:rFonts w:eastAsiaTheme="minorEastAsia" w:cs="Times New Roman"/>
+          <w:szCs w:val="18"/>
+        </w:rPr>
+        <w:t>定时器的溢出与</w:t>
+      </w:r>
+      <w:proofErr w:type="spellStart"/>
+      <w:r>
+        <w:rPr>
+          <w:rFonts w:eastAsiaTheme="minorEastAsia" w:cs="Times New Roman"/>
+          <w:szCs w:val="18"/>
+        </w:rPr>
+        <w:t>TFx</w:t>
+      </w:r>
+      <w:proofErr w:type="spellEnd"/>
+      <w:r>
+        <w:rPr>
+          <w:rFonts w:eastAsiaTheme="minorEastAsia" w:cs="Times New Roman"/>
+          <w:szCs w:val="18"/>
+        </w:rPr>
+        <w:t>=0</w:t>
+      </w:r>
+      <w:r>
+        <w:rPr>
+          <w:rFonts w:eastAsiaTheme="minorEastAsia" w:cs="Times New Roman"/>
+          <w:szCs w:val="18"/>
+        </w:rPr>
+        <w:t>或</w:t>
+      </w:r>
+      <w:r>
+        <w:rPr>
+          <w:rFonts w:eastAsiaTheme="minorEastAsia" w:cs="Times New Roman"/>
+          <w:szCs w:val="18"/>
+        </w:rPr>
+        <w:t>1</w:t>
+      </w:r>
+      <w:r>
+        <w:rPr>
+          <w:rFonts w:eastAsiaTheme="minorEastAsia" w:cs="Times New Roman"/>
+          <w:szCs w:val="18"/>
+        </w:rPr>
+        <w:t>没关系</w:t>
+      </w:r>
+      <w:r>
+        <w:rPr>
+          <w:rFonts w:eastAsiaTheme="minorEastAsia" w:cs="Times New Roman"/>
+          <w:szCs w:val="18"/>
+        </w:rPr>
+        <w:t xml:space="preserve">, </w:t>
+      </w:r>
+      <w:proofErr w:type="spellStart"/>
+      <w:r>
+        <w:rPr>
+          <w:rFonts w:eastAsiaTheme="minorEastAsia" w:cs="Times New Roman"/>
+          <w:szCs w:val="18"/>
+        </w:rPr>
+        <w:t>TFx</w:t>
+      </w:r>
+      <w:proofErr w:type="spellEnd"/>
+      <w:r>
+        <w:rPr>
+          <w:rFonts w:eastAsiaTheme="minorEastAsia" w:cs="Times New Roman"/>
+          <w:szCs w:val="18"/>
+        </w:rPr>
+        <w:t>只是一个标记主要用于逻辑查询和中断</w:t>
+      </w:r>
+    </w:p>
+    <w:p>
+      <w:pPr>
+        <w:rPr>
+          <w:rFonts w:eastAsiaTheme="minorEastAsia"/>
+          <w:szCs w:val="18"/>
+        </w:rPr>
+      </w:pPr>
+      <w:r>
+        <w:rPr>
+          <w:rFonts w:eastAsiaTheme="minorEastAsia"/>
+          <w:szCs w:val="18"/>
+        </w:rPr>
+        <w:tab/>
+      </w:r>
+      <w:r>
+        <w:rPr>
+          <w:rFonts w:eastAsiaTheme="minorEastAsia" w:hint="eastAsia"/>
+          <w:szCs w:val="18"/>
+        </w:rPr>
+        <w:t xml:space="preserve"> </w:t>
+      </w:r>
+    </w:p>
+    <w:p>
+      <w:pPr>
+        <w:rPr>
+          <w:rFonts w:eastAsiaTheme="minorEastAsia"/>
+          <w:szCs w:val="18"/>
+        </w:rPr>
+      </w:pPr>
+    </w:p>
+    <w:p>
+      <w:pPr>
+        <w:rPr>
+          <w:rFonts w:eastAsiaTheme="minorEastAsia"/>
+          <w:szCs w:val="18"/>
+        </w:rPr>
+      </w:pPr>
+    </w:p>
+    <w:p>
+      <w:pPr>
+        <w:rPr>
+          <w:rFonts w:eastAsiaTheme="minorEastAsia"/>
+          <w:szCs w:val="18"/>
+        </w:rPr>
+      </w:pPr>
+    </w:p>
+    <w:p>
+      <w:pPr>
+        <w:spacing w:line="360" w:lineRule="auto"/>
+        <w:rPr>
+          <w:rFonts w:eastAsiaTheme="minorEastAsia"/>
           <w:b/>
           <w:bCs/>
           <w:szCs w:val="18"/>
         </w:rPr>
-        <w:t xml:space="preserve"> </w:t>
-      </w:r>
-      <w:proofErr w:type="spellStart"/>
-      <w:r>
-        <w:rPr>
-          <w:rFonts w:eastAsiaTheme="minorEastAsia" w:cs="Times New Roman"/>
-          <w:b/>
-          <w:bCs/>
-          <w:szCs w:val="18"/>
-        </w:rPr>
-        <w:t>μs</w:t>
-      </w:r>
-      <w:proofErr w:type="spellEnd"/>
-      <w:r>
-        <w:rPr>
-          <w:rFonts w:eastAsiaTheme="minorEastAsia" w:cs="Times New Roman"/>
-          <w:szCs w:val="18"/>
-        </w:rPr>
-        <w:t xml:space="preserve">  </w:t>
-      </w:r>
-      <w:r>
-        <w:rPr>
-          <w:rFonts w:eastAsiaTheme="minorEastAsia" w:cs="Times New Roman" w:hint="eastAsia"/>
-          <w:szCs w:val="18"/>
-        </w:rPr>
-        <w:t xml:space="preserve"> </w:t>
-      </w:r>
-      <w:r>
-        <w:rPr>
-          <w:rFonts w:eastAsiaTheme="minorEastAsia" w:cs="Times New Roman"/>
-          <w:szCs w:val="18"/>
-        </w:rPr>
-        <w:t>此处</w:t>
-      </w:r>
-      <w:r>
-        <w:rPr>
-          <w:rFonts w:eastAsiaTheme="minorEastAsia" w:cs="Times New Roman"/>
-          <w:szCs w:val="18"/>
-        </w:rPr>
-        <w:t xml:space="preserve">65536 - </w:t>
-      </w:r>
-      <w:r>
-        <w:rPr>
-          <w:rFonts w:eastAsiaTheme="minorEastAsia" w:cs="Times New Roman"/>
-          <w:szCs w:val="18"/>
-        </w:rPr>
-        <w:t>初值</w:t>
-      </w:r>
-      <w:r>
-        <w:rPr>
-          <w:rFonts w:eastAsiaTheme="minorEastAsia" w:cs="Times New Roman"/>
-          <w:szCs w:val="18"/>
-        </w:rPr>
-        <w:t xml:space="preserve"> = </w:t>
-      </w:r>
-      <w:r>
-        <w:rPr>
-          <w:rFonts w:eastAsiaTheme="minorEastAsia" w:cs="Times New Roman"/>
-          <w:szCs w:val="18"/>
-        </w:rPr>
-        <w:t>机器周期个数</w:t>
-      </w:r>
-    </w:p>
-    <w:p>
-      <w:pPr>
-        <w:ind w:left="3780" w:firstLineChars="100" w:firstLine="180"/>
-        <w:rPr>
-          <w:rFonts w:eastAsiaTheme="minorEastAsia" w:cs="Times New Roman"/>
-          <w:szCs w:val="18"/>
-        </w:rPr>
-      </w:pPr>
-      <w:r>
-        <w:rPr>
-          <w:rFonts w:eastAsiaTheme="minorEastAsia" w:cs="Times New Roman"/>
-          <w:szCs w:val="18"/>
-        </w:rPr>
-        <w:t>定时器的一个数字</w:t>
-      </w:r>
-      <w:r>
-        <w:rPr>
-          <w:rFonts w:eastAsiaTheme="minorEastAsia" w:cs="Times New Roman"/>
-          <w:szCs w:val="18"/>
-        </w:rPr>
-        <w:t xml:space="preserve"> = </w:t>
-      </w:r>
-      <w:r>
-        <w:rPr>
-          <w:rFonts w:eastAsiaTheme="minorEastAsia" w:cs="Times New Roman"/>
-          <w:szCs w:val="18"/>
-        </w:rPr>
-        <w:t>一个机器周期</w:t>
-      </w:r>
-    </w:p>
-    <w:p>
-      <w:pPr>
-        <w:ind w:left="90" w:firstLine="420"/>
-        <w:rPr>
-          <w:rFonts w:eastAsiaTheme="minorEastAsia" w:cs="Times New Roman"/>
-          <w:szCs w:val="18"/>
-        </w:rPr>
-      </w:pPr>
-    </w:p>
-    <w:p>
-      <w:pPr>
-        <w:ind w:left="90" w:firstLine="420"/>
-        <w:rPr>
-          <w:rFonts w:eastAsiaTheme="minorEastAsia" w:cs="Times New Roman"/>
-          <w:szCs w:val="18"/>
-        </w:rPr>
-      </w:pPr>
-      <w:r>
-        <w:rPr>
-          <w:rFonts w:eastAsiaTheme="minorEastAsia" w:cs="Times New Roman"/>
-          <w:szCs w:val="18"/>
-        </w:rPr>
-        <w:t>定时器的溢出与</w:t>
-      </w:r>
-      <w:proofErr w:type="spellStart"/>
-      <w:r>
-        <w:rPr>
-          <w:rFonts w:eastAsiaTheme="minorEastAsia" w:cs="Times New Roman"/>
-          <w:szCs w:val="18"/>
-        </w:rPr>
-        <w:t>TFx</w:t>
-      </w:r>
-      <w:proofErr w:type="spellEnd"/>
-      <w:r>
-        <w:rPr>
-          <w:rFonts w:eastAsiaTheme="minorEastAsia" w:cs="Times New Roman"/>
-          <w:szCs w:val="18"/>
-        </w:rPr>
-        <w:t>=0</w:t>
-      </w:r>
-      <w:r>
-        <w:rPr>
-          <w:rFonts w:eastAsiaTheme="minorEastAsia" w:cs="Times New Roman"/>
-          <w:szCs w:val="18"/>
-        </w:rPr>
-        <w:t>或</w:t>
-      </w:r>
-      <w:r>
-        <w:rPr>
-          <w:rFonts w:eastAsiaTheme="minorEastAsia" w:cs="Times New Roman"/>
-          <w:szCs w:val="18"/>
-        </w:rPr>
-        <w:t>1</w:t>
-      </w:r>
-      <w:r>
-        <w:rPr>
-          <w:rFonts w:eastAsiaTheme="minorEastAsia" w:cs="Times New Roman"/>
-          <w:szCs w:val="18"/>
-        </w:rPr>
-        <w:t>没关系</w:t>
-      </w:r>
-      <w:r>
-        <w:rPr>
-          <w:rFonts w:eastAsiaTheme="minorEastAsia" w:cs="Times New Roman"/>
-          <w:szCs w:val="18"/>
-        </w:rPr>
-        <w:t xml:space="preserve">, </w:t>
-      </w:r>
-      <w:proofErr w:type="spellStart"/>
-      <w:r>
-        <w:rPr>
-          <w:rFonts w:eastAsiaTheme="minorEastAsia" w:cs="Times New Roman"/>
-          <w:szCs w:val="18"/>
-        </w:rPr>
-        <w:t>TFx</w:t>
-      </w:r>
-      <w:proofErr w:type="spellEnd"/>
-      <w:r>
-        <w:rPr>
-          <w:rFonts w:eastAsiaTheme="minorEastAsia" w:cs="Times New Roman"/>
-          <w:szCs w:val="18"/>
-        </w:rPr>
-        <w:t>只是一个标记主要用于逻辑查询和中断</w:t>
-      </w:r>
-    </w:p>
-    <w:p>
-      <w:pPr>
-        <w:rPr>
-          <w:rFonts w:eastAsiaTheme="minorEastAsia" w:hint="eastAsia"/>
-          <w:szCs w:val="18"/>
-        </w:rPr>
-      </w:pPr>
-      <w:r>
-        <w:rPr>
-          <w:rFonts w:eastAsiaTheme="minorEastAsia"/>
-          <w:szCs w:val="18"/>
-        </w:rPr>
-        <w:tab/>
-      </w:r>
-      <w:r>
-        <w:rPr>
-          <w:rFonts w:eastAsiaTheme="minorEastAsia" w:hint="eastAsia"/>
-          <w:szCs w:val="18"/>
-        </w:rPr>
-        <w:t xml:space="preserve"> </w:t>
-      </w:r>
-    </w:p>
-    <w:p>
-      <w:pPr>
-        <w:rPr>
-          <w:rFonts w:eastAsiaTheme="minorEastAsia"/>
-          <w:szCs w:val="18"/>
-        </w:rPr>
-      </w:pPr>
-    </w:p>
-    <w:p>
-      <w:pPr>
-        <w:rPr>
-          <w:rFonts w:eastAsiaTheme="minorEastAsia"/>
-          <w:szCs w:val="18"/>
-        </w:rPr>
-      </w:pPr>
-    </w:p>
-    <w:p>
-      <w:pPr>
-        <w:rPr>
-          <w:rFonts w:eastAsiaTheme="minorEastAsia"/>
-          <w:szCs w:val="18"/>
-        </w:rPr>
-      </w:pPr>
-    </w:p>
-    <w:p>
-      <w:pPr>
-        <w:spacing w:line="360" w:lineRule="auto"/>
+      </w:pPr>
+      <w:r>
         <w:rPr>
           <w:rFonts w:eastAsiaTheme="minorEastAsia" w:hint="eastAsia"/>
           <w:b/>
           <w:bCs/>
           <w:szCs w:val="18"/>
         </w:rPr>
-      </w:pPr>
+        <w:t xml:space="preserve">3 </w:t>
+      </w:r>
       <w:r>
         <w:rPr>
           <w:rFonts w:eastAsiaTheme="minorEastAsia" w:hint="eastAsia"/>
@@ -7713,7 +7460,7 @@
           <w:bCs/>
           <w:szCs w:val="18"/>
         </w:rPr>
-        <w:t xml:space="preserve">3 </w:t>
+        <w:t>串口通信</w:t>
       </w:r>
       <w:r>
         <w:rPr>
@@ -7722,15 +7469,6 @@
           <w:bCs/>
           <w:szCs w:val="18"/>
         </w:rPr>
-        <w:t>串口通信</w:t>
-      </w:r>
-      <w:r>
-        <w:rPr>
-          <w:rFonts w:eastAsiaTheme="minorEastAsia" w:hint="eastAsia"/>
-          <w:b/>
-          <w:bCs/>
-          <w:szCs w:val="18"/>
-        </w:rPr>
         <w:t>UART</w:t>
       </w:r>
     </w:p>
@@ -7791,14 +7529,7 @@
           <w:rFonts w:eastAsiaTheme="minorEastAsia" w:hint="eastAsia"/>
           <w:szCs w:val="18"/>
         </w:rPr>
-        <w:t xml:space="preserve"> </w:t>
-      </w:r>
-      <w:r>
-        <w:rPr>
-          <w:rFonts w:eastAsiaTheme="minorEastAsia" w:hint="eastAsia"/>
-          <w:szCs w:val="18"/>
-        </w:rPr>
-        <w:t>SCON</w:t>
+        <w:t xml:space="preserve"> SCON</w:t>
       </w:r>
       <w:r>
         <w:rPr>
@@ -7906,7 +7637,7 @@
                                     <w:spacing w:line="200" w:lineRule="exact"/>
                                     <w:jc w:val="center"/>
                                     <w:rPr>
-                                      <w:rFonts w:ascii="等线" w:eastAsia="等线" w:hAnsi="等线" w:cs="宋体"/>
+                                      <w:rFonts w:ascii="等线" w:eastAsia="等线" w:hAnsi="等线" w:cs="宋体" w:hint="eastAsia"/>
                                       <w:color w:val="000000"/>
                                       <w:kern w:val="0"/>
                                       <w:szCs w:val="18"/>
@@ -8222,16 +7953,7 @@
                                       <w:kern w:val="0"/>
                                       <w:szCs w:val="18"/>
                                     </w:rPr>
-                                    <w:t xml:space="preserve"> </w:t>
-                                  </w:r>
-                                  <w:r>
-                                    <w:rPr>
-                                      <w:rFonts w:ascii="等线" w:eastAsia="等线" w:hAnsi="等线" w:cs="宋体" w:hint="eastAsia"/>
-                                      <w:color w:val="000000"/>
-                                      <w:kern w:val="0"/>
-                                      <w:szCs w:val="18"/>
-                                    </w:rPr>
-                                    <w:t>(SM0</w:t>
+                                    <w:t xml:space="preserve"> (SM0</w:t>
                                   </w:r>
                                   <w:r>
                                     <w:rPr>
@@ -8989,13 +8711,7 @@
                               </w:tc>
                             </w:tr>
                           </w:tbl>
-                          <w:p>
-                            <w:pPr>
-                              <w:rPr>
-                                <w:rFonts w:hint="eastAsia"/>
-                              </w:rPr>
-                            </w:pPr>
-                          </w:p>
+                          <w:p/>
                         </w:txbxContent>
                       </wps:txbx>
                       <wps:bodyPr rot="0" vert="horz" wrap="square" lIns="91440" tIns="45720" rIns="91440" bIns="45720" anchor="t" anchorCtr="0">
@@ -9054,7 +8770,7 @@
                               <w:spacing w:line="200" w:lineRule="exact"/>
                               <w:jc w:val="center"/>
                               <w:rPr>
-                                <w:rFonts w:ascii="等线" w:eastAsia="等线" w:hAnsi="等线" w:cs="宋体"/>
+                                <w:rFonts w:ascii="等线" w:eastAsia="等线" w:hAnsi="等线" w:cs="宋体" w:hint="eastAsia"/>
                                 <w:color w:val="000000"/>
                                 <w:kern w:val="0"/>
                                 <w:szCs w:val="18"/>
@@ -9370,16 +9086,7 @@
                                 <w:kern w:val="0"/>
                                 <w:szCs w:val="18"/>
                               </w:rPr>
-                              <w:t xml:space="preserve"> </w:t>
-                            </w:r>
-                            <w:r>
-                              <w:rPr>
-                                <w:rFonts w:ascii="等线" w:eastAsia="等线" w:hAnsi="等线" w:cs="宋体" w:hint="eastAsia"/>
-                                <w:color w:val="000000"/>
-                                <w:kern w:val="0"/>
-                                <w:szCs w:val="18"/>
-                              </w:rPr>
-                              <w:t>(SM0</w:t>
+                              <w:t xml:space="preserve"> (SM0</w:t>
                             </w:r>
                             <w:r>
                               <w:rPr>
@@ -10137,13 +9844,7 @@
                         </w:tc>
                       </w:tr>
                     </w:tbl>
-                    <w:p>
-                      <w:pPr>
-                        <w:rPr>
-                          <w:rFonts w:hint="eastAsia"/>
-                        </w:rPr>
-                      </w:pPr>
-                    </w:p>
+                    <w:p/>
                   </w:txbxContent>
                 </v:textbox>
               </v:shape>
@@ -10227,7 +9928,7 @@
     <w:p>
       <w:pPr>
         <w:rPr>
-          <w:rFonts w:eastAsiaTheme="minorEastAsia" w:hint="eastAsia"/>
+          <w:rFonts w:eastAsiaTheme="minorEastAsia"/>
           <w:szCs w:val="18"/>
         </w:rPr>
       </w:pPr>
@@ -10242,20 +9943,105 @@
     <w:p>
       <w:pPr>
         <w:rPr>
+          <w:rFonts w:eastAsiaTheme="minorEastAsia" w:cs="Times New Roman"/>
+          <w:szCs w:val="18"/>
+        </w:rPr>
+      </w:pPr>
+      <w:r>
+        <w:rPr>
+          <w:rFonts w:eastAsiaTheme="minorEastAsia"/>
+          <w:szCs w:val="18"/>
+        </w:rPr>
+        <w:tab/>
+      </w:r>
+      <w:r>
+        <w:rPr>
+          <w:rFonts w:eastAsiaTheme="minorEastAsia"/>
+          <w:szCs w:val="18"/>
+        </w:rPr>
+        <w:tab/>
+      </w:r>
+      <w:r>
+        <w:rPr>
+          <w:rFonts w:eastAsiaTheme="minorEastAsia" w:cs="Times New Roman"/>
+          <w:szCs w:val="18"/>
+        </w:rPr>
+        <w:t>方式</w:t>
+      </w:r>
+      <w:r>
+        <w:rPr>
+          <w:rFonts w:eastAsiaTheme="minorEastAsia" w:cs="Times New Roman"/>
+          <w:szCs w:val="18"/>
+        </w:rPr>
+        <w:t>0: SM0 = 0, SM1 = 0  (</w:t>
+      </w:r>
+      <w:r>
+        <w:rPr>
+          <w:rFonts w:eastAsiaTheme="minorEastAsia" w:cs="Times New Roman"/>
+          <w:szCs w:val="18"/>
+        </w:rPr>
+        <w:t>同步串口</w:t>
+      </w:r>
+      <w:r>
+        <w:rPr>
           <w:rFonts w:eastAsiaTheme="minorEastAsia" w:cs="Times New Roman" w:hint="eastAsia"/>
           <w:szCs w:val="18"/>
         </w:rPr>
-      </w:pPr>
-      <w:r>
-        <w:rPr>
-          <w:rFonts w:eastAsiaTheme="minorEastAsia"/>
+        <w:t xml:space="preserve">, </w:t>
+      </w:r>
+      <w:r>
+        <w:rPr>
+          <w:rFonts w:eastAsiaTheme="minorEastAsia" w:cs="Times New Roman"/>
+          <w:szCs w:val="18"/>
+        </w:rPr>
+        <w:t>移位寄存器</w:t>
+      </w:r>
+      <w:r>
+        <w:rPr>
+          <w:rFonts w:eastAsiaTheme="minorEastAsia" w:cs="Times New Roman"/>
+          <w:szCs w:val="18"/>
+        </w:rPr>
+        <w:t>,</w:t>
+      </w:r>
+      <w:r>
+        <w:rPr>
+          <w:rFonts w:eastAsiaTheme="minorEastAsia" w:cs="Times New Roman" w:hint="eastAsia"/>
+          <w:szCs w:val="18"/>
+        </w:rPr>
+        <w:t xml:space="preserve"> </w:t>
+      </w:r>
+      <w:r>
+        <w:rPr>
+          <w:rFonts w:eastAsiaTheme="minorEastAsia" w:cs="Times New Roman"/>
+          <w:szCs w:val="18"/>
+        </w:rPr>
+        <w:t>几乎不用</w:t>
+      </w:r>
+      <w:r>
+        <w:rPr>
+          <w:rFonts w:eastAsiaTheme="minorEastAsia" w:cs="Times New Roman"/>
+          <w:szCs w:val="18"/>
+        </w:rPr>
+        <w:t>)</w:t>
+      </w:r>
+    </w:p>
+    <w:p>
+      <w:pPr>
+        <w:rPr>
+          <w:rFonts w:eastAsiaTheme="minorEastAsia" w:cs="Times New Roman"/>
+          <w:szCs w:val="18"/>
+        </w:rPr>
+      </w:pPr>
+      <w:r>
+        <w:rPr>
+          <w:rFonts w:eastAsiaTheme="minorEastAsia" w:cs="Times New Roman"/>
           <w:szCs w:val="18"/>
         </w:rPr>
         <w:tab/>
       </w:r>
       <w:r>
         <w:rPr>
-          <w:rFonts w:eastAsiaTheme="minorEastAsia"/>
+          <w:rFonts w:eastAsiaTheme="minorEastAsia" w:cs="Times New Roman"/>
           <w:szCs w:val="18"/>
         </w:rPr>
         <w:tab/>
@@ -10272,21 +10058,85 @@
           <w:rFonts w:eastAsiaTheme="minorEastAsia" w:cs="Times New Roman"/>
           <w:szCs w:val="18"/>
         </w:rPr>
-        <w:t>0</w:t>
+        <w:t>1: SM0 = 0, SM1 = 1  (8</w:t>
       </w:r>
       <w:r>
         <w:rPr>
           <w:rFonts w:eastAsiaTheme="minorEastAsia" w:cs="Times New Roman"/>
           <w:szCs w:val="18"/>
         </w:rPr>
-        <w:t>: SM0 = 0, SM1 = 0  (</w:t>
+        <w:t>位</w:t>
       </w:r>
       <w:r>
         <w:rPr>
           <w:rFonts w:eastAsiaTheme="minorEastAsia" w:cs="Times New Roman"/>
           <w:szCs w:val="18"/>
         </w:rPr>
-        <w:t>同步串口</w:t>
+        <w:t>UART</w:t>
+      </w:r>
+      <w:r>
+        <w:rPr>
+          <w:rFonts w:eastAsiaTheme="minorEastAsia" w:cs="Times New Roman"/>
+          <w:szCs w:val="18"/>
+        </w:rPr>
+        <w:t>异步通信</w:t>
+      </w:r>
+      <w:r>
+        <w:rPr>
+          <w:rFonts w:eastAsiaTheme="minorEastAsia" w:cs="Times New Roman"/>
+          <w:szCs w:val="18"/>
+        </w:rPr>
+        <w:t>)</w:t>
+      </w:r>
+    </w:p>
+    <w:p>
+      <w:pPr>
+        <w:rPr>
+          <w:rFonts w:eastAsiaTheme="minorEastAsia" w:cs="Times New Roman"/>
+          <w:szCs w:val="18"/>
+        </w:rPr>
+      </w:pPr>
+      <w:r>
+        <w:rPr>
+          <w:rFonts w:eastAsiaTheme="minorEastAsia" w:cs="Times New Roman"/>
+          <w:szCs w:val="18"/>
+        </w:rPr>
+        <w:tab/>
+      </w:r>
+      <w:r>
+        <w:rPr>
+          <w:rFonts w:eastAsiaTheme="minorEastAsia" w:cs="Times New Roman"/>
+          <w:szCs w:val="18"/>
+        </w:rPr>
+        <w:tab/>
+      </w:r>
+      <w:r>
+        <w:rPr>
+          <w:rFonts w:eastAsiaTheme="minorEastAsia" w:cs="Times New Roman"/>
+          <w:szCs w:val="18"/>
+        </w:rPr>
+        <w:t>方式</w:t>
+      </w:r>
+      <w:r>
+        <w:rPr>
+          <w:rFonts w:eastAsiaTheme="minorEastAsia" w:cs="Times New Roman"/>
+          <w:szCs w:val="18"/>
+        </w:rPr>
+        <w:t>2: SM0 = 1, SM1 = 0  (9</w:t>
+      </w:r>
+      <w:r>
+        <w:rPr>
+          <w:rFonts w:eastAsiaTheme="minorEastAsia" w:cs="Times New Roman"/>
+          <w:szCs w:val="18"/>
+        </w:rPr>
+        <w:t>位</w:t>
+      </w:r>
+      <w:r>
+        <w:rPr>
+          <w:rFonts w:eastAsiaTheme="minorEastAsia" w:cs="Times New Roman"/>
+          <w:szCs w:val="18"/>
+        </w:rPr>
+        <w:t>UART</w:t>
       </w:r>
       <w:r>
         <w:rPr>
@@ -10300,14 +10150,14 @@
           <w:rFonts w:eastAsiaTheme="minorEastAsia" w:cs="Times New Roman"/>
           <w:szCs w:val="18"/>
         </w:rPr>
-        <w:t>移位寄存器</w:t>
+        <w:t>固定波特率</w:t>
       </w:r>
       <w:r>
         <w:rPr>
           <w:rFonts w:eastAsiaTheme="minorEastAsia" w:cs="Times New Roman"/>
           <w:szCs w:val="18"/>
         </w:rPr>
-        <w:t>,</w:t>
+        <w:t>)</w:t>
       </w:r>
       <w:r>
         <w:rPr>
@@ -10318,384 +10168,144 @@
       </w:r>
       <w:r>
         <w:rPr>
+          <w:rFonts w:eastAsiaTheme="minorEastAsia" w:cs="Times New Roman" w:hint="eastAsia"/>
+          <w:szCs w:val="18"/>
+        </w:rPr>
+        <w:t xml:space="preserve"> </w:t>
+      </w:r>
+      <w:r>
+        <w:rPr>
+          <w:rFonts w:eastAsiaTheme="minorEastAsia" w:cs="Times New Roman" w:hint="eastAsia"/>
+          <w:szCs w:val="18"/>
+        </w:rPr>
+        <w:t>TB8</w:t>
+      </w:r>
+      <w:r>
+        <w:rPr>
+          <w:rFonts w:eastAsiaTheme="minorEastAsia" w:cs="Times New Roman" w:hint="eastAsia"/>
+          <w:szCs w:val="18"/>
+        </w:rPr>
+        <w:t>和</w:t>
+      </w:r>
+      <w:r>
+        <w:rPr>
+          <w:rFonts w:eastAsiaTheme="minorEastAsia" w:cs="Times New Roman" w:hint="eastAsia"/>
+          <w:szCs w:val="18"/>
+        </w:rPr>
+        <w:t>RB8</w:t>
+      </w:r>
+    </w:p>
+    <w:p>
+      <w:pPr>
+        <w:rPr>
           <w:rFonts w:eastAsiaTheme="minorEastAsia" w:cs="Times New Roman"/>
           <w:szCs w:val="18"/>
         </w:rPr>
-        <w:t>几乎不用</w:t>
-      </w:r>
+      </w:pPr>
       <w:r>
         <w:rPr>
           <w:rFonts w:eastAsiaTheme="minorEastAsia" w:cs="Times New Roman"/>
           <w:szCs w:val="18"/>
         </w:rPr>
+        <w:tab/>
+      </w:r>
+      <w:r>
+        <w:rPr>
+          <w:rFonts w:eastAsiaTheme="minorEastAsia" w:cs="Times New Roman"/>
+          <w:szCs w:val="18"/>
+        </w:rPr>
+        <w:tab/>
+      </w:r>
+      <w:r>
+        <w:rPr>
+          <w:rFonts w:eastAsiaTheme="minorEastAsia" w:cs="Times New Roman"/>
+          <w:szCs w:val="18"/>
+        </w:rPr>
+        <w:t>方式</w:t>
+      </w:r>
+      <w:r>
+        <w:rPr>
+          <w:rFonts w:eastAsiaTheme="minorEastAsia" w:cs="Times New Roman"/>
+          <w:szCs w:val="18"/>
+        </w:rPr>
+        <w:t>3: SM0 = 1, SM1 = 1  (9</w:t>
+      </w:r>
+      <w:r>
+        <w:rPr>
+          <w:rFonts w:eastAsiaTheme="minorEastAsia" w:cs="Times New Roman"/>
+          <w:szCs w:val="18"/>
+        </w:rPr>
+        <w:t>位</w:t>
+      </w:r>
+      <w:r>
+        <w:rPr>
+          <w:rFonts w:eastAsiaTheme="minorEastAsia" w:cs="Times New Roman"/>
+          <w:szCs w:val="18"/>
+        </w:rPr>
+        <w:t>UART</w:t>
+      </w:r>
+      <w:r>
+        <w:rPr>
+          <w:rFonts w:eastAsiaTheme="minorEastAsia" w:cs="Times New Roman" w:hint="eastAsia"/>
+          <w:szCs w:val="18"/>
+        </w:rPr>
+        <w:t xml:space="preserve">, </w:t>
+      </w:r>
+      <w:r>
+        <w:rPr>
+          <w:rFonts w:eastAsiaTheme="minorEastAsia" w:cs="Times New Roman"/>
+          <w:szCs w:val="18"/>
+        </w:rPr>
+        <w:t>可变波特率</w:t>
+      </w:r>
+      <w:r>
+        <w:rPr>
+          <w:rFonts w:eastAsiaTheme="minorEastAsia" w:cs="Times New Roman"/>
+          <w:szCs w:val="18"/>
+        </w:rPr>
         <w:t>)</w:t>
       </w:r>
-    </w:p>
-    <w:p>
-      <w:pPr>
+      <w:r>
         <w:rPr>
           <w:rFonts w:eastAsiaTheme="minorEastAsia" w:cs="Times New Roman" w:hint="eastAsia"/>
           <w:szCs w:val="18"/>
         </w:rPr>
-      </w:pPr>
-      <w:r>
-        <w:rPr>
-          <w:rFonts w:eastAsiaTheme="minorEastAsia" w:cs="Times New Roman"/>
+        <w:t xml:space="preserve">  TB8</w:t>
+      </w:r>
+      <w:r>
+        <w:rPr>
+          <w:rFonts w:eastAsiaTheme="minorEastAsia" w:cs="Times New Roman" w:hint="eastAsia"/>
+          <w:szCs w:val="18"/>
+        </w:rPr>
+        <w:t>和</w:t>
+      </w:r>
+      <w:r>
+        <w:rPr>
+          <w:rFonts w:eastAsiaTheme="minorEastAsia" w:cs="Times New Roman" w:hint="eastAsia"/>
+          <w:szCs w:val="18"/>
+        </w:rPr>
+        <w:t>RB8</w:t>
+      </w:r>
+    </w:p>
+    <w:p>
+      <w:pPr>
+        <w:rPr>
+          <w:rFonts w:eastAsiaTheme="minorEastAsia"/>
+          <w:szCs w:val="18"/>
+        </w:rPr>
+      </w:pPr>
+      <w:r>
+        <w:rPr>
+          <w:rFonts w:eastAsiaTheme="minorEastAsia"/>
           <w:szCs w:val="18"/>
         </w:rPr>
         <w:tab/>
       </w:r>
-      <w:r>
-        <w:rPr>
-          <w:rFonts w:eastAsiaTheme="minorEastAsia" w:cs="Times New Roman"/>
-          <w:szCs w:val="18"/>
-        </w:rPr>
-        <w:tab/>
-      </w:r>
-      <w:r>
-        <w:rPr>
-          <w:rFonts w:eastAsiaTheme="minorEastAsia" w:cs="Times New Roman"/>
-          <w:szCs w:val="18"/>
-        </w:rPr>
-        <w:t>方式</w:t>
-      </w:r>
-      <w:r>
-        <w:rPr>
-          <w:rFonts w:eastAsiaTheme="minorEastAsia" w:cs="Times New Roman"/>
-          <w:szCs w:val="18"/>
-        </w:rPr>
-        <w:t>1</w:t>
-      </w:r>
-      <w:r>
-        <w:rPr>
-          <w:rFonts w:eastAsiaTheme="minorEastAsia" w:cs="Times New Roman"/>
-          <w:szCs w:val="18"/>
-        </w:rPr>
-        <w:t xml:space="preserve">: </w:t>
-      </w:r>
-      <w:r>
-        <w:rPr>
-          <w:rFonts w:eastAsiaTheme="minorEastAsia" w:cs="Times New Roman"/>
-          <w:szCs w:val="18"/>
-        </w:rPr>
-        <w:t xml:space="preserve">SM0 = 0, SM1 = </w:t>
-      </w:r>
-      <w:r>
-        <w:rPr>
-          <w:rFonts w:eastAsiaTheme="minorEastAsia" w:cs="Times New Roman"/>
-          <w:szCs w:val="18"/>
-        </w:rPr>
-        <w:t>1  (</w:t>
-      </w:r>
-      <w:r>
-        <w:rPr>
-          <w:rFonts w:eastAsiaTheme="minorEastAsia" w:cs="Times New Roman"/>
-          <w:szCs w:val="18"/>
-        </w:rPr>
-        <w:t>8</w:t>
-      </w:r>
-      <w:r>
-        <w:rPr>
-          <w:rFonts w:eastAsiaTheme="minorEastAsia" w:cs="Times New Roman"/>
-          <w:szCs w:val="18"/>
-        </w:rPr>
-        <w:t>位</w:t>
-      </w:r>
-      <w:r>
-        <w:rPr>
-          <w:rFonts w:eastAsiaTheme="minorEastAsia" w:cs="Times New Roman"/>
-          <w:szCs w:val="18"/>
-        </w:rPr>
-        <w:t>UART</w:t>
-      </w:r>
-      <w:r>
-        <w:rPr>
-          <w:rFonts w:eastAsiaTheme="minorEastAsia" w:cs="Times New Roman"/>
-          <w:szCs w:val="18"/>
-        </w:rPr>
-        <w:t>异步通信</w:t>
-      </w:r>
-      <w:r>
-        <w:rPr>
-          <w:rFonts w:eastAsiaTheme="minorEastAsia" w:cs="Times New Roman"/>
-          <w:szCs w:val="18"/>
-        </w:rPr>
-        <w:t>)</w:t>
-      </w:r>
-    </w:p>
-    <w:p>
-      <w:pPr>
-        <w:rPr>
-          <w:rFonts w:eastAsiaTheme="minorEastAsia" w:cs="Times New Roman" w:hint="eastAsia"/>
-          <w:szCs w:val="18"/>
-        </w:rPr>
-      </w:pPr>
-      <w:r>
-        <w:rPr>
-          <w:rFonts w:eastAsiaTheme="minorEastAsia" w:cs="Times New Roman"/>
-          <w:szCs w:val="18"/>
-        </w:rPr>
-        <w:tab/>
-      </w:r>
-      <w:r>
-        <w:rPr>
-          <w:rFonts w:eastAsiaTheme="minorEastAsia" w:cs="Times New Roman"/>
-          <w:szCs w:val="18"/>
-        </w:rPr>
-        <w:tab/>
-      </w:r>
-      <w:r>
-        <w:rPr>
-          <w:rFonts w:eastAsiaTheme="minorEastAsia" w:cs="Times New Roman"/>
-          <w:szCs w:val="18"/>
-        </w:rPr>
-        <w:t>方式</w:t>
-      </w:r>
-      <w:r>
-        <w:rPr>
-          <w:rFonts w:eastAsiaTheme="minorEastAsia" w:cs="Times New Roman"/>
-          <w:szCs w:val="18"/>
-        </w:rPr>
-        <w:t>2</w:t>
-      </w:r>
-      <w:r>
-        <w:rPr>
-          <w:rFonts w:eastAsiaTheme="minorEastAsia" w:cs="Times New Roman"/>
-          <w:szCs w:val="18"/>
-        </w:rPr>
-        <w:t xml:space="preserve">: </w:t>
-      </w:r>
-      <w:r>
-        <w:rPr>
-          <w:rFonts w:eastAsiaTheme="minorEastAsia" w:cs="Times New Roman"/>
-          <w:szCs w:val="18"/>
-        </w:rPr>
-        <w:t xml:space="preserve">SM0 = </w:t>
-      </w:r>
-      <w:r>
-        <w:rPr>
-          <w:rFonts w:eastAsiaTheme="minorEastAsia" w:cs="Times New Roman"/>
-          <w:szCs w:val="18"/>
-        </w:rPr>
-        <w:t>1</w:t>
-      </w:r>
-      <w:r>
-        <w:rPr>
-          <w:rFonts w:eastAsiaTheme="minorEastAsia" w:cs="Times New Roman"/>
-          <w:szCs w:val="18"/>
-        </w:rPr>
-        <w:t xml:space="preserve">, SM1 = </w:t>
-      </w:r>
-      <w:r>
-        <w:rPr>
-          <w:rFonts w:eastAsiaTheme="minorEastAsia" w:cs="Times New Roman"/>
-          <w:szCs w:val="18"/>
-        </w:rPr>
-        <w:t>0  (</w:t>
-      </w:r>
-      <w:r>
-        <w:rPr>
-          <w:rFonts w:eastAsiaTheme="minorEastAsia" w:cs="Times New Roman"/>
-          <w:szCs w:val="18"/>
-        </w:rPr>
-        <w:t>9</w:t>
-      </w:r>
-      <w:r>
-        <w:rPr>
-          <w:rFonts w:eastAsiaTheme="minorEastAsia" w:cs="Times New Roman"/>
-          <w:szCs w:val="18"/>
-        </w:rPr>
-        <w:t>位</w:t>
-      </w:r>
-      <w:r>
-        <w:rPr>
-          <w:rFonts w:eastAsiaTheme="minorEastAsia" w:cs="Times New Roman"/>
-          <w:szCs w:val="18"/>
-        </w:rPr>
-        <w:t>UART</w:t>
-      </w:r>
-      <w:r>
-        <w:rPr>
-          <w:rFonts w:eastAsiaTheme="minorEastAsia" w:cs="Times New Roman" w:hint="eastAsia"/>
-          <w:szCs w:val="18"/>
-        </w:rPr>
-        <w:t xml:space="preserve">, </w:t>
-      </w:r>
-      <w:r>
-        <w:rPr>
-          <w:rFonts w:eastAsiaTheme="minorEastAsia" w:cs="Times New Roman"/>
-          <w:szCs w:val="18"/>
-        </w:rPr>
-        <w:t>固定波特率</w:t>
-      </w:r>
-      <w:r>
-        <w:rPr>
-          <w:rFonts w:eastAsiaTheme="minorEastAsia" w:cs="Times New Roman"/>
-          <w:szCs w:val="18"/>
-        </w:rPr>
-        <w:t>)</w:t>
-      </w:r>
-      <w:r>
-        <w:rPr>
-          <w:rFonts w:eastAsiaTheme="minorEastAsia" w:cs="Times New Roman" w:hint="eastAsia"/>
-          <w:szCs w:val="18"/>
-        </w:rPr>
-        <w:t xml:space="preserve"> </w:t>
-      </w:r>
-      <w:r>
-        <w:rPr>
-          <w:rFonts w:eastAsiaTheme="minorEastAsia" w:cs="Times New Roman" w:hint="eastAsia"/>
-          <w:szCs w:val="18"/>
-        </w:rPr>
-        <w:t xml:space="preserve"> </w:t>
-      </w:r>
-      <w:r>
-        <w:rPr>
-          <w:rFonts w:eastAsiaTheme="minorEastAsia" w:cs="Times New Roman" w:hint="eastAsia"/>
-          <w:szCs w:val="18"/>
-        </w:rPr>
-        <w:t>TB8</w:t>
-      </w:r>
-      <w:r>
-        <w:rPr>
-          <w:rFonts w:eastAsiaTheme="minorEastAsia" w:cs="Times New Roman" w:hint="eastAsia"/>
-          <w:szCs w:val="18"/>
-        </w:rPr>
-        <w:t>和</w:t>
-      </w:r>
-      <w:r>
-        <w:rPr>
-          <w:rFonts w:eastAsiaTheme="minorEastAsia" w:cs="Times New Roman" w:hint="eastAsia"/>
-          <w:szCs w:val="18"/>
-        </w:rPr>
-        <w:t>RB8</w:t>
-      </w:r>
-    </w:p>
-    <w:p>
-      <w:pPr>
-        <w:rPr>
-          <w:rFonts w:eastAsiaTheme="minorEastAsia" w:cs="Times New Roman" w:hint="eastAsia"/>
-          <w:szCs w:val="18"/>
-        </w:rPr>
-      </w:pPr>
-      <w:r>
-        <w:rPr>
-          <w:rFonts w:eastAsiaTheme="minorEastAsia" w:cs="Times New Roman"/>
-          <w:szCs w:val="18"/>
-        </w:rPr>
-        <w:tab/>
-      </w:r>
-      <w:r>
-        <w:rPr>
-          <w:rFonts w:eastAsiaTheme="minorEastAsia" w:cs="Times New Roman"/>
-          <w:szCs w:val="18"/>
-        </w:rPr>
-        <w:tab/>
-      </w:r>
-      <w:r>
-        <w:rPr>
-          <w:rFonts w:eastAsiaTheme="minorEastAsia" w:cs="Times New Roman"/>
-          <w:szCs w:val="18"/>
-        </w:rPr>
-        <w:t>方式</w:t>
-      </w:r>
-      <w:r>
-        <w:rPr>
-          <w:rFonts w:eastAsiaTheme="minorEastAsia" w:cs="Times New Roman"/>
-          <w:szCs w:val="18"/>
-        </w:rPr>
-        <w:t>3</w:t>
-      </w:r>
-      <w:r>
-        <w:rPr>
-          <w:rFonts w:eastAsiaTheme="minorEastAsia" w:cs="Times New Roman"/>
-          <w:szCs w:val="18"/>
-        </w:rPr>
-        <w:t>: SM0 = 1, SM1 = 1  (</w:t>
-      </w:r>
-      <w:r>
-        <w:rPr>
-          <w:rFonts w:eastAsiaTheme="minorEastAsia" w:cs="Times New Roman"/>
-          <w:szCs w:val="18"/>
-        </w:rPr>
-        <w:t>9</w:t>
-      </w:r>
-      <w:r>
-        <w:rPr>
-          <w:rFonts w:eastAsiaTheme="minorEastAsia" w:cs="Times New Roman"/>
-          <w:szCs w:val="18"/>
-        </w:rPr>
-        <w:t>位</w:t>
-      </w:r>
-      <w:r>
-        <w:rPr>
-          <w:rFonts w:eastAsiaTheme="minorEastAsia" w:cs="Times New Roman"/>
-          <w:szCs w:val="18"/>
-        </w:rPr>
-        <w:t>UART</w:t>
-      </w:r>
-      <w:r>
-        <w:rPr>
-          <w:rFonts w:eastAsiaTheme="minorEastAsia" w:cs="Times New Roman" w:hint="eastAsia"/>
-          <w:szCs w:val="18"/>
-        </w:rPr>
-        <w:t xml:space="preserve">, </w:t>
-      </w:r>
-      <w:r>
-        <w:rPr>
-          <w:rFonts w:eastAsiaTheme="minorEastAsia" w:cs="Times New Roman"/>
-          <w:szCs w:val="18"/>
-        </w:rPr>
-        <w:t>可变波特率</w:t>
-      </w:r>
-      <w:r>
-        <w:rPr>
-          <w:rFonts w:eastAsiaTheme="minorEastAsia" w:cs="Times New Roman"/>
-          <w:szCs w:val="18"/>
-        </w:rPr>
-        <w:t>)</w:t>
-      </w:r>
-      <w:r>
-        <w:rPr>
-          <w:rFonts w:eastAsiaTheme="minorEastAsia" w:cs="Times New Roman" w:hint="eastAsia"/>
-          <w:szCs w:val="18"/>
-        </w:rPr>
-        <w:t xml:space="preserve">  TB8</w:t>
-      </w:r>
-      <w:r>
-        <w:rPr>
-          <w:rFonts w:eastAsiaTheme="minorEastAsia" w:cs="Times New Roman" w:hint="eastAsia"/>
-          <w:szCs w:val="18"/>
-        </w:rPr>
-        <w:t>和</w:t>
-      </w:r>
-      <w:r>
-        <w:rPr>
-          <w:rFonts w:eastAsiaTheme="minorEastAsia" w:cs="Times New Roman" w:hint="eastAsia"/>
-          <w:szCs w:val="18"/>
-        </w:rPr>
-        <w:t>RB8</w:t>
-      </w:r>
-    </w:p>
-    <w:p>
-      <w:pPr>
-        <w:rPr>
-          <w:rFonts w:eastAsiaTheme="minorEastAsia" w:hint="eastAsia"/>
-          <w:szCs w:val="18"/>
-        </w:rPr>
-      </w:pPr>
-      <w:r>
-        <w:rPr>
-          <w:rFonts w:eastAsiaTheme="minorEastAsia"/>
-          <w:szCs w:val="18"/>
-        </w:rPr>
-        <w:tab/>
-      </w:r>
-    </w:p>
-    <w:p>
-      <w:pPr>
-        <w:rPr>
-          <w:rFonts w:eastAsiaTheme="minorEastAsia" w:hint="eastAsia"/>
+    </w:p>
+    <w:p>
+      <w:pPr>
+        <w:rPr>
+          <w:rFonts w:eastAsiaTheme="minorEastAsia"/>
           <w:szCs w:val="18"/>
         </w:rPr>
       </w:pPr>
@@ -10770,7 +10380,7 @@
           <w:p>
             <w:pPr>
               <w:rPr>
-                <w:rFonts w:eastAsia="等线" w:hint="eastAsia"/>
+                <w:rFonts w:eastAsia="等线"/>
                 <w:szCs w:val="18"/>
               </w:rPr>
             </w:pPr>
@@ -10800,7 +10410,7 @@
           <w:p>
             <w:pPr>
               <w:rPr>
-                <w:rFonts w:eastAsia="等线" w:hint="eastAsia"/>
+                <w:rFonts w:eastAsia="等线"/>
                 <w:szCs w:val="18"/>
               </w:rPr>
             </w:pPr>
@@ -10830,7 +10440,7 @@
           <w:p>
             <w:pPr>
               <w:rPr>
-                <w:rFonts w:eastAsia="等线" w:hint="eastAsia"/>
+                <w:rFonts w:eastAsia="等线"/>
                 <w:szCs w:val="18"/>
               </w:rPr>
             </w:pPr>
@@ -10865,7 +10475,7 @@
           <w:p>
             <w:pPr>
               <w:rPr>
-                <w:rFonts w:eastAsia="等线" w:hint="eastAsia"/>
+                <w:rFonts w:eastAsia="等线"/>
                 <w:szCs w:val="18"/>
               </w:rPr>
             </w:pPr>
@@ -10895,7 +10505,7 @@
           <w:p>
             <w:pPr>
               <w:rPr>
-                <w:rFonts w:eastAsia="等线" w:hint="eastAsia"/>
+                <w:rFonts w:eastAsia="等线"/>
                 <w:szCs w:val="18"/>
               </w:rPr>
             </w:pPr>
@@ -10939,7 +10549,7 @@
           <w:p>
             <w:pPr>
               <w:rPr>
-                <w:rFonts w:eastAsia="等线" w:hint="eastAsia"/>
+                <w:rFonts w:eastAsia="等线"/>
                 <w:szCs w:val="18"/>
               </w:rPr>
             </w:pPr>
@@ -10976,7 +10586,7 @@
           <w:p>
             <w:pPr>
               <w:rPr>
-                <w:rFonts w:eastAsia="等线" w:hint="eastAsia"/>
+                <w:rFonts w:eastAsia="等线"/>
                 <w:szCs w:val="18"/>
               </w:rPr>
             </w:pPr>
@@ -11018,7 +10628,7 @@
           <w:p>
             <w:pPr>
               <w:rPr>
-                <w:rFonts w:eastAsia="等线" w:hint="eastAsia"/>
+                <w:rFonts w:eastAsia="等线"/>
                 <w:szCs w:val="18"/>
               </w:rPr>
             </w:pPr>
@@ -11048,7 +10658,7 @@
           <w:p>
             <w:pPr>
               <w:rPr>
-                <w:rFonts w:eastAsia="等线" w:hint="eastAsia"/>
+                <w:rFonts w:eastAsia="等线"/>
                 <w:szCs w:val="18"/>
               </w:rPr>
             </w:pPr>
@@ -11092,7 +10702,7 @@
           <w:p>
             <w:pPr>
               <w:rPr>
-                <w:rFonts w:eastAsia="等线" w:hint="eastAsia"/>
+                <w:rFonts w:eastAsia="等线"/>
                 <w:szCs w:val="18"/>
               </w:rPr>
             </w:pPr>
@@ -11129,7 +10739,7 @@
           <w:p>
             <w:pPr>
               <w:rPr>
-                <w:rFonts w:eastAsia="等线" w:hint="eastAsia"/>
+                <w:rFonts w:eastAsia="等线"/>
                 <w:szCs w:val="18"/>
               </w:rPr>
             </w:pPr>
@@ -11171,7 +10781,7 @@
           <w:p>
             <w:pPr>
               <w:rPr>
-                <w:rFonts w:eastAsia="等线" w:hint="eastAsia"/>
+                <w:rFonts w:eastAsia="等线"/>
                 <w:szCs w:val="18"/>
               </w:rPr>
             </w:pPr>
@@ -11208,7 +10818,7 @@
           <w:p>
             <w:pPr>
               <w:rPr>
-                <w:rFonts w:eastAsia="等线" w:hint="eastAsia"/>
+                <w:rFonts w:eastAsia="等线"/>
                 <w:szCs w:val="18"/>
               </w:rPr>
             </w:pPr>
@@ -11252,7 +10862,7 @@
           <w:p>
             <w:pPr>
               <w:rPr>
-                <w:rFonts w:eastAsia="等线" w:hint="eastAsia"/>
+                <w:rFonts w:eastAsia="等线"/>
                 <w:szCs w:val="18"/>
               </w:rPr>
             </w:pPr>
@@ -11282,7 +10892,7 @@
           <w:p>
             <w:pPr>
               <w:rPr>
-                <w:rFonts w:eastAsia="等线" w:hint="eastAsia"/>
+                <w:rFonts w:eastAsia="等线"/>
                 <w:szCs w:val="18"/>
               </w:rPr>
             </w:pPr>
@@ -11423,9 +11033,101 @@
     <w:p>
       <w:pPr>
         <w:rPr>
+          <w:rFonts w:eastAsiaTheme="minorEastAsia"/>
+          <w:szCs w:val="18"/>
+        </w:rPr>
+      </w:pPr>
+      <w:r>
+        <w:rPr>
+          <w:rFonts w:eastAsiaTheme="minorEastAsia"/>
+          <w:szCs w:val="18"/>
+        </w:rPr>
+        <w:tab/>
+      </w:r>
+      <w:r>
+        <w:rPr>
           <w:rFonts w:eastAsiaTheme="minorEastAsia" w:hint="eastAsia"/>
           <w:szCs w:val="18"/>
         </w:rPr>
+        <w:t xml:space="preserve">  </w:t>
+      </w:r>
+      <w:r>
+        <w:rPr>
+          <w:rFonts w:eastAsiaTheme="minorEastAsia" w:hint="eastAsia"/>
+          <w:szCs w:val="18"/>
+        </w:rPr>
+        <w:t>方式</w:t>
+      </w:r>
+      <w:r>
+        <w:rPr>
+          <w:rFonts w:eastAsiaTheme="minorEastAsia"/>
+          <w:szCs w:val="18"/>
+        </w:rPr>
+        <w:t>1</w:t>
+      </w:r>
+      <w:r>
+        <w:rPr>
+          <w:rFonts w:eastAsiaTheme="minorEastAsia" w:hint="eastAsia"/>
+          <w:szCs w:val="18"/>
+        </w:rPr>
+        <w:t>里</w:t>
+      </w:r>
+      <w:r>
+        <w:rPr>
+          <w:rFonts w:eastAsiaTheme="minorEastAsia" w:hint="eastAsia"/>
+          <w:szCs w:val="18"/>
+        </w:rPr>
+        <w:t>不用</w:t>
+      </w:r>
+      <w:r>
+        <w:rPr>
+          <w:rFonts w:eastAsiaTheme="minorEastAsia"/>
+          <w:szCs w:val="18"/>
+        </w:rPr>
+        <w:t>TB8</w:t>
+      </w:r>
+      <w:r>
+        <w:rPr>
+          <w:rFonts w:eastAsiaTheme="minorEastAsia" w:hint="eastAsia"/>
+          <w:szCs w:val="18"/>
+        </w:rPr>
+        <w:t xml:space="preserve"> </w:t>
+      </w:r>
+      <w:r>
+        <w:rPr>
+          <w:rFonts w:eastAsiaTheme="minorEastAsia"/>
+          <w:szCs w:val="18"/>
+        </w:rPr>
+        <w:t>/</w:t>
+      </w:r>
+      <w:r>
+        <w:rPr>
+          <w:rFonts w:eastAsiaTheme="minorEastAsia" w:hint="eastAsia"/>
+          <w:szCs w:val="18"/>
+        </w:rPr>
+        <w:t xml:space="preserve"> </w:t>
+      </w:r>
+      <w:r>
+        <w:rPr>
+          <w:rFonts w:eastAsiaTheme="minorEastAsia"/>
+          <w:szCs w:val="18"/>
+        </w:rPr>
+        <w:t>RB8</w:t>
+      </w:r>
+      <w:r>
+        <w:rPr>
+          <w:rFonts w:eastAsiaTheme="minorEastAsia" w:hint="eastAsia"/>
+          <w:szCs w:val="18"/>
+        </w:rPr>
+        <w:t xml:space="preserve"> </w:t>
+      </w:r>
+    </w:p>
+    <w:p>
+      <w:pPr>
+        <w:rPr>
+          <w:rFonts w:eastAsiaTheme="minorEastAsia"/>
+          <w:szCs w:val="18"/>
+        </w:rPr>
       </w:pPr>
       <w:r>
         <w:rPr>
@@ -11434,19 +11136,48 @@
         </w:rPr>
         <w:tab/>
       </w:r>
+    </w:p>
+    <w:p>
+      <w:pPr>
+        <w:rPr>
+          <w:rFonts w:eastAsiaTheme="minorEastAsia"/>
+          <w:szCs w:val="18"/>
+        </w:rPr>
+      </w:pPr>
+      <w:r>
+        <w:rPr>
+          <w:rFonts w:eastAsiaTheme="minorEastAsia"/>
+          <w:szCs w:val="18"/>
+        </w:rPr>
+        <w:tab/>
+      </w:r>
+      <w:r>
+        <w:rPr>
+          <w:rFonts w:eastAsiaTheme="minorEastAsia"/>
+          <w:szCs w:val="18"/>
+        </w:rPr>
+        <w:t>SM2</w:t>
+      </w:r>
       <w:r>
         <w:rPr>
           <w:rFonts w:eastAsiaTheme="minorEastAsia" w:hint="eastAsia"/>
           <w:szCs w:val="18"/>
         </w:rPr>
-        <w:t xml:space="preserve">  </w:t>
+        <w:t xml:space="preserve"> </w:t>
+      </w:r>
+      <w:r>
+        <w:rPr>
+          <w:rFonts w:eastAsiaTheme="minorEastAsia"/>
+          <w:szCs w:val="18"/>
+        </w:rPr>
+        <w:t>=</w:t>
       </w:r>
       <w:r>
         <w:rPr>
           <w:rFonts w:eastAsiaTheme="minorEastAsia" w:hint="eastAsia"/>
           <w:szCs w:val="18"/>
         </w:rPr>
-        <w:t>方式</w:t>
+        <w:t xml:space="preserve"> </w:t>
       </w:r>
       <w:r>
         <w:rPr>
@@ -11460,27 +11191,34 @@
           <w:rFonts w:eastAsiaTheme="minorEastAsia" w:hint="eastAsia"/>
           <w:szCs w:val="18"/>
         </w:rPr>
-        <w:t>里</w:t>
+        <w:t>时只</w:t>
       </w:r>
       <w:r>
         <w:rPr>
           <w:rFonts w:eastAsiaTheme="minorEastAsia" w:hint="eastAsia"/>
           <w:szCs w:val="18"/>
         </w:rPr>
-        <w:t>不用</w:t>
-      </w:r>
-      <w:r>
-        <w:rPr>
-          <w:rFonts w:eastAsiaTheme="minorEastAsia"/>
-          <w:szCs w:val="18"/>
-        </w:rPr>
-        <w:t>TB8</w:t>
+        <w:t>有</w:t>
       </w:r>
       <w:r>
         <w:rPr>
           <w:rFonts w:eastAsiaTheme="minorEastAsia" w:hint="eastAsia"/>
           <w:szCs w:val="18"/>
         </w:rPr>
+        <w:t>当</w:t>
+      </w:r>
+      <w:r>
+        <w:rPr>
+          <w:rFonts w:eastAsiaTheme="minorEastAsia"/>
+          <w:szCs w:val="18"/>
+        </w:rPr>
+        <w:t>RB8</w:t>
+      </w:r>
+      <w:r>
+        <w:rPr>
+          <w:rFonts w:eastAsiaTheme="minorEastAsia" w:hint="eastAsia"/>
+          <w:szCs w:val="18"/>
+        </w:rPr>
         <w:t xml:space="preserve"> </w:t>
       </w:r>
       <w:r>
@@ -11488,7 +11226,7 @@
           <w:rFonts w:eastAsiaTheme="minorEastAsia"/>
           <w:szCs w:val="18"/>
         </w:rPr>
-        <w:t>/</w:t>
+        <w:t>=</w:t>
       </w:r>
       <w:r>
         <w:rPr>
@@ -11502,6 +11240,213 @@
           <w:rFonts w:eastAsiaTheme="minorEastAsia"/>
           <w:szCs w:val="18"/>
         </w:rPr>
+        <w:t>1</w:t>
+      </w:r>
+      <w:r>
+        <w:rPr>
+          <w:rFonts w:eastAsiaTheme="minorEastAsia" w:hint="eastAsia"/>
+          <w:szCs w:val="18"/>
+        </w:rPr>
+        <w:t>时</w:t>
+      </w:r>
+      <w:r>
+        <w:rPr>
+          <w:rFonts w:eastAsiaTheme="minorEastAsia" w:hint="eastAsia"/>
+          <w:szCs w:val="18"/>
+        </w:rPr>
+        <w:t>才</w:t>
+      </w:r>
+      <w:r>
+        <w:rPr>
+          <w:rFonts w:eastAsiaTheme="minorEastAsia" w:hint="eastAsia"/>
+          <w:szCs w:val="18"/>
+        </w:rPr>
+        <w:t>会使得</w:t>
+      </w:r>
+      <w:r>
+        <w:rPr>
+          <w:rFonts w:eastAsiaTheme="minorEastAsia"/>
+          <w:szCs w:val="18"/>
+        </w:rPr>
+        <w:t>RI</w:t>
+      </w:r>
+      <w:r>
+        <w:rPr>
+          <w:rFonts w:eastAsiaTheme="minorEastAsia" w:hint="eastAsia"/>
+          <w:szCs w:val="18"/>
+        </w:rPr>
+        <w:t xml:space="preserve"> </w:t>
+      </w:r>
+      <w:r>
+        <w:rPr>
+          <w:rFonts w:eastAsiaTheme="minorEastAsia"/>
+          <w:szCs w:val="18"/>
+        </w:rPr>
+        <w:t>=</w:t>
+      </w:r>
+      <w:r>
+        <w:rPr>
+          <w:rFonts w:eastAsiaTheme="minorEastAsia" w:hint="eastAsia"/>
+          <w:szCs w:val="18"/>
+        </w:rPr>
+        <w:t xml:space="preserve"> </w:t>
+      </w:r>
+      <w:r>
+        <w:rPr>
+          <w:rFonts w:eastAsiaTheme="minorEastAsia"/>
+          <w:szCs w:val="18"/>
+        </w:rPr>
+        <w:t>1</w:t>
+      </w:r>
+      <w:r>
+        <w:rPr>
+          <w:rFonts w:eastAsiaTheme="minorEastAsia" w:hint="eastAsia"/>
+          <w:szCs w:val="18"/>
+        </w:rPr>
+        <w:t>从而触发中断</w:t>
+      </w:r>
+      <w:r>
+        <w:rPr>
+          <w:rFonts w:eastAsiaTheme="minorEastAsia" w:hint="eastAsia"/>
+          <w:szCs w:val="18"/>
+        </w:rPr>
+        <w:t xml:space="preserve">, </w:t>
+      </w:r>
+      <w:r>
+        <w:rPr>
+          <w:rFonts w:eastAsiaTheme="minorEastAsia" w:hint="eastAsia"/>
+          <w:szCs w:val="18"/>
+        </w:rPr>
+        <w:t>所有从机都开始比较</w:t>
+      </w:r>
+    </w:p>
+    <w:p>
+      <w:pPr>
+        <w:ind w:firstLine="420"/>
+        <w:rPr>
+          <w:rFonts w:eastAsiaTheme="minorEastAsia"/>
+          <w:szCs w:val="18"/>
+        </w:rPr>
+      </w:pPr>
+      <w:r>
+        <w:rPr>
+          <w:rFonts w:eastAsiaTheme="minorEastAsia" w:hint="eastAsia"/>
+          <w:szCs w:val="18"/>
+        </w:rPr>
+        <w:t>地址信息</w:t>
+      </w:r>
+      <w:r>
+        <w:rPr>
+          <w:rFonts w:eastAsiaTheme="minorEastAsia" w:hint="eastAsia"/>
+          <w:szCs w:val="18"/>
+        </w:rPr>
+        <w:t xml:space="preserve">, </w:t>
+      </w:r>
+      <w:r>
+        <w:rPr>
+          <w:rFonts w:eastAsiaTheme="minorEastAsia" w:hint="eastAsia"/>
+          <w:szCs w:val="18"/>
+        </w:rPr>
+        <w:t>匹配上的从机手动将</w:t>
+      </w:r>
+      <w:r>
+        <w:rPr>
+          <w:rFonts w:eastAsiaTheme="minorEastAsia"/>
+          <w:szCs w:val="18"/>
+        </w:rPr>
+        <w:t>SM2</w:t>
+      </w:r>
+      <w:r>
+        <w:rPr>
+          <w:rFonts w:eastAsiaTheme="minorEastAsia" w:hint="eastAsia"/>
+          <w:szCs w:val="18"/>
+        </w:rPr>
+        <w:t xml:space="preserve"> </w:t>
+      </w:r>
+      <w:r>
+        <w:rPr>
+          <w:rFonts w:eastAsiaTheme="minorEastAsia"/>
+          <w:szCs w:val="18"/>
+        </w:rPr>
+        <w:t>=</w:t>
+      </w:r>
+      <w:r>
+        <w:rPr>
+          <w:rFonts w:eastAsiaTheme="minorEastAsia" w:hint="eastAsia"/>
+          <w:szCs w:val="18"/>
+        </w:rPr>
+        <w:t xml:space="preserve"> </w:t>
+      </w:r>
+      <w:r>
+        <w:rPr>
+          <w:rFonts w:eastAsiaTheme="minorEastAsia"/>
+          <w:szCs w:val="18"/>
+        </w:rPr>
+        <w:t>0</w:t>
+      </w:r>
+      <w:r>
+        <w:rPr>
+          <w:rFonts w:eastAsiaTheme="minorEastAsia" w:hint="eastAsia"/>
+          <w:szCs w:val="18"/>
+        </w:rPr>
+        <w:t>而其他从机</w:t>
+      </w:r>
+      <w:r>
+        <w:rPr>
+          <w:rFonts w:eastAsiaTheme="minorEastAsia"/>
+          <w:szCs w:val="18"/>
+        </w:rPr>
+        <w:t>SM2</w:t>
+      </w:r>
+      <w:r>
+        <w:rPr>
+          <w:rFonts w:eastAsiaTheme="minorEastAsia" w:hint="eastAsia"/>
+          <w:szCs w:val="18"/>
+        </w:rPr>
+        <w:t xml:space="preserve"> </w:t>
+      </w:r>
+      <w:r>
+        <w:rPr>
+          <w:rFonts w:eastAsiaTheme="minorEastAsia"/>
+          <w:szCs w:val="18"/>
+        </w:rPr>
+        <w:t>=</w:t>
+      </w:r>
+      <w:r>
+        <w:rPr>
+          <w:rFonts w:eastAsiaTheme="minorEastAsia" w:hint="eastAsia"/>
+          <w:szCs w:val="18"/>
+        </w:rPr>
+        <w:t xml:space="preserve"> </w:t>
+      </w:r>
+      <w:r>
+        <w:rPr>
+          <w:rFonts w:eastAsiaTheme="minorEastAsia"/>
+          <w:szCs w:val="18"/>
+        </w:rPr>
+        <w:t>1</w:t>
+      </w:r>
+      <w:r>
+        <w:rPr>
+          <w:rFonts w:eastAsiaTheme="minorEastAsia" w:hint="eastAsia"/>
+          <w:szCs w:val="18"/>
+        </w:rPr>
+        <w:t>当发送数据信息时</w:t>
+      </w:r>
+    </w:p>
+    <w:p>
+      <w:pPr>
+        <w:ind w:firstLine="420"/>
+        <w:rPr>
+          <w:rFonts w:eastAsiaTheme="minorEastAsia"/>
+          <w:szCs w:val="18"/>
+        </w:rPr>
+      </w:pPr>
+      <w:r>
+        <w:rPr>
+          <w:rFonts w:eastAsiaTheme="minorEastAsia"/>
+          <w:szCs w:val="18"/>
+        </w:rPr>
         <w:t>RB8</w:t>
       </w:r>
       <w:r>
@@ -11511,35 +11456,112 @@
         </w:rPr>
         <w:t xml:space="preserve"> </w:t>
       </w:r>
-    </w:p>
-    <w:p>
-      <w:pPr>
+      <w:r>
+        <w:rPr>
+          <w:rFonts w:eastAsiaTheme="minorEastAsia"/>
+          <w:szCs w:val="18"/>
+        </w:rPr>
+        <w:t>=</w:t>
+      </w:r>
+      <w:r>
         <w:rPr>
           <w:rFonts w:eastAsiaTheme="minorEastAsia" w:hint="eastAsia"/>
           <w:szCs w:val="18"/>
         </w:rPr>
-      </w:pPr>
-      <w:r>
-        <w:rPr>
-          <w:rFonts w:eastAsiaTheme="minorEastAsia"/>
-          <w:szCs w:val="18"/>
-        </w:rPr>
-        <w:tab/>
-      </w:r>
-    </w:p>
-    <w:p>
-      <w:pPr>
-        <w:rPr>
-          <w:rFonts w:eastAsiaTheme="minorEastAsia"/>
-          <w:szCs w:val="18"/>
-        </w:rPr>
-      </w:pPr>
-      <w:r>
-        <w:rPr>
-          <w:rFonts w:eastAsiaTheme="minorEastAsia"/>
-          <w:szCs w:val="18"/>
-        </w:rPr>
-        <w:tab/>
+        <w:t xml:space="preserve"> </w:t>
+      </w:r>
+      <w:r>
+        <w:rPr>
+          <w:rFonts w:eastAsiaTheme="minorEastAsia"/>
+          <w:szCs w:val="18"/>
+        </w:rPr>
+        <w:t>0</w:t>
+      </w:r>
+      <w:r>
+        <w:rPr>
+          <w:rFonts w:eastAsiaTheme="minorEastAsia" w:hint="eastAsia"/>
+          <w:szCs w:val="18"/>
+        </w:rPr>
+        <w:t>不会触发中断</w:t>
+      </w:r>
+      <w:r>
+        <w:rPr>
+          <w:rFonts w:eastAsiaTheme="minorEastAsia" w:hint="eastAsia"/>
+          <w:szCs w:val="18"/>
+        </w:rPr>
+        <w:t xml:space="preserve">, </w:t>
+      </w:r>
+      <w:r>
+        <w:rPr>
+          <w:rFonts w:eastAsiaTheme="minorEastAsia" w:hint="eastAsia"/>
+          <w:szCs w:val="18"/>
+        </w:rPr>
+        <w:t>只有</w:t>
+      </w:r>
+      <w:r>
+        <w:rPr>
+          <w:rFonts w:eastAsiaTheme="minorEastAsia" w:hint="eastAsia"/>
+          <w:szCs w:val="18"/>
+        </w:rPr>
+        <w:t>SM2 = 0</w:t>
+      </w:r>
+      <w:r>
+        <w:rPr>
+          <w:rFonts w:eastAsiaTheme="minorEastAsia" w:hint="eastAsia"/>
+          <w:szCs w:val="18"/>
+        </w:rPr>
+        <w:t>的从机</w:t>
+      </w:r>
+      <w:r>
+        <w:rPr>
+          <w:rFonts w:eastAsiaTheme="minorEastAsia" w:hint="eastAsia"/>
+          <w:szCs w:val="18"/>
+        </w:rPr>
+        <w:t>从而可以通过中断接收后面的数据信</w:t>
+      </w:r>
+    </w:p>
+    <w:p>
+      <w:pPr>
+        <w:ind w:firstLine="420"/>
+        <w:rPr>
+          <w:rFonts w:eastAsiaTheme="minorEastAsia"/>
+          <w:szCs w:val="18"/>
+        </w:rPr>
+      </w:pPr>
+      <w:r>
+        <w:rPr>
+          <w:rFonts w:eastAsiaTheme="minorEastAsia" w:hint="eastAsia"/>
+          <w:szCs w:val="18"/>
+        </w:rPr>
+        <w:t>息</w:t>
+      </w:r>
+      <w:r>
+        <w:rPr>
+          <w:rFonts w:eastAsiaTheme="minorEastAsia" w:hint="eastAsia"/>
+          <w:szCs w:val="18"/>
+        </w:rPr>
+        <w:t xml:space="preserve">, </w:t>
+      </w:r>
+      <w:r>
+        <w:rPr>
+          <w:rFonts w:eastAsiaTheme="minorEastAsia" w:hint="eastAsia"/>
+          <w:szCs w:val="18"/>
+        </w:rPr>
+        <w:t>接收完数据后</w:t>
+      </w:r>
+      <w:r>
+        <w:rPr>
+          <w:rFonts w:eastAsiaTheme="minorEastAsia" w:hint="eastAsia"/>
+          <w:szCs w:val="18"/>
+        </w:rPr>
+        <w:t>再</w:t>
+      </w:r>
+      <w:r>
+        <w:rPr>
+          <w:rFonts w:eastAsiaTheme="minorEastAsia" w:hint="eastAsia"/>
+          <w:szCs w:val="18"/>
+        </w:rPr>
+        <w:t>手动</w:t>
       </w:r>
       <w:r>
         <w:rPr>
@@ -11576,423 +11598,11 @@
         </w:rPr>
         <w:t>1</w:t>
       </w:r>
-      <w:r>
-        <w:rPr>
-          <w:rFonts w:eastAsiaTheme="minorEastAsia" w:hint="eastAsia"/>
-          <w:szCs w:val="18"/>
-        </w:rPr>
-        <w:t>时只</w:t>
-      </w:r>
-      <w:r>
-        <w:rPr>
-          <w:rFonts w:eastAsiaTheme="minorEastAsia" w:hint="eastAsia"/>
-          <w:szCs w:val="18"/>
-        </w:rPr>
-        <w:t>有</w:t>
-      </w:r>
-      <w:r>
-        <w:rPr>
-          <w:rFonts w:eastAsiaTheme="minorEastAsia" w:hint="eastAsia"/>
-          <w:szCs w:val="18"/>
-        </w:rPr>
-        <w:t>当</w:t>
-      </w:r>
-      <w:r>
-        <w:rPr>
-          <w:rFonts w:eastAsiaTheme="minorEastAsia"/>
-          <w:szCs w:val="18"/>
-        </w:rPr>
-        <w:t>RB8</w:t>
-      </w:r>
-      <w:r>
-        <w:rPr>
-          <w:rFonts w:eastAsiaTheme="minorEastAsia" w:hint="eastAsia"/>
-          <w:szCs w:val="18"/>
-        </w:rPr>
-        <w:t xml:space="preserve"> </w:t>
-      </w:r>
-      <w:r>
-        <w:rPr>
-          <w:rFonts w:eastAsiaTheme="minorEastAsia"/>
-          <w:szCs w:val="18"/>
-        </w:rPr>
-        <w:t>=</w:t>
-      </w:r>
-      <w:r>
-        <w:rPr>
-          <w:rFonts w:eastAsiaTheme="minorEastAsia" w:hint="eastAsia"/>
-          <w:szCs w:val="18"/>
-        </w:rPr>
-        <w:t xml:space="preserve"> </w:t>
-      </w:r>
-      <w:r>
-        <w:rPr>
-          <w:rFonts w:eastAsiaTheme="minorEastAsia"/>
-          <w:szCs w:val="18"/>
-        </w:rPr>
-        <w:t>1</w:t>
-      </w:r>
-      <w:r>
-        <w:rPr>
-          <w:rFonts w:eastAsiaTheme="minorEastAsia" w:hint="eastAsia"/>
-          <w:szCs w:val="18"/>
-        </w:rPr>
-        <w:t>时</w:t>
-      </w:r>
-      <w:r>
-        <w:rPr>
-          <w:rFonts w:eastAsiaTheme="minorEastAsia" w:hint="eastAsia"/>
-          <w:szCs w:val="18"/>
-        </w:rPr>
-        <w:t>才</w:t>
-      </w:r>
-      <w:r>
-        <w:rPr>
-          <w:rFonts w:eastAsiaTheme="minorEastAsia" w:hint="eastAsia"/>
-          <w:szCs w:val="18"/>
-        </w:rPr>
-        <w:t>会使得</w:t>
-      </w:r>
-      <w:r>
-        <w:rPr>
-          <w:rFonts w:eastAsiaTheme="minorEastAsia"/>
-          <w:szCs w:val="18"/>
-        </w:rPr>
-        <w:t>RI</w:t>
-      </w:r>
-      <w:r>
-        <w:rPr>
-          <w:rFonts w:eastAsiaTheme="minorEastAsia" w:hint="eastAsia"/>
-          <w:szCs w:val="18"/>
-        </w:rPr>
-        <w:t xml:space="preserve"> </w:t>
-      </w:r>
-      <w:r>
-        <w:rPr>
-          <w:rFonts w:eastAsiaTheme="minorEastAsia"/>
-          <w:szCs w:val="18"/>
-        </w:rPr>
-        <w:t>=</w:t>
-      </w:r>
-      <w:r>
-        <w:rPr>
-          <w:rFonts w:eastAsiaTheme="minorEastAsia" w:hint="eastAsia"/>
-          <w:szCs w:val="18"/>
-        </w:rPr>
-        <w:t xml:space="preserve"> </w:t>
-      </w:r>
-      <w:r>
-        <w:rPr>
-          <w:rFonts w:eastAsiaTheme="minorEastAsia"/>
-          <w:szCs w:val="18"/>
-        </w:rPr>
-        <w:t>1</w:t>
-      </w:r>
-      <w:r>
-        <w:rPr>
-          <w:rFonts w:eastAsiaTheme="minorEastAsia" w:hint="eastAsia"/>
-          <w:szCs w:val="18"/>
-        </w:rPr>
-        <w:t>从而触发中断</w:t>
-      </w:r>
-      <w:r>
-        <w:rPr>
-          <w:rFonts w:eastAsiaTheme="minorEastAsia" w:hint="eastAsia"/>
-          <w:szCs w:val="18"/>
-        </w:rPr>
-        <w:t xml:space="preserve">, </w:t>
-      </w:r>
-      <w:r>
-        <w:rPr>
-          <w:rFonts w:eastAsiaTheme="minorEastAsia" w:hint="eastAsia"/>
-          <w:szCs w:val="18"/>
-        </w:rPr>
-        <w:t>所有从机都开始比较</w:t>
-      </w:r>
-    </w:p>
-    <w:p>
-      <w:pPr>
-        <w:ind w:firstLine="420"/>
-        <w:rPr>
-          <w:rFonts w:eastAsiaTheme="minorEastAsia"/>
-          <w:szCs w:val="18"/>
-        </w:rPr>
-      </w:pPr>
-      <w:r>
-        <w:rPr>
-          <w:rFonts w:eastAsiaTheme="minorEastAsia" w:hint="eastAsia"/>
-          <w:szCs w:val="18"/>
-        </w:rPr>
-        <w:t>地址信息</w:t>
-      </w:r>
-      <w:r>
-        <w:rPr>
-          <w:rFonts w:eastAsiaTheme="minorEastAsia" w:hint="eastAsia"/>
-          <w:szCs w:val="18"/>
-        </w:rPr>
-        <w:t xml:space="preserve">, </w:t>
-      </w:r>
-      <w:r>
-        <w:rPr>
-          <w:rFonts w:eastAsiaTheme="minorEastAsia" w:hint="eastAsia"/>
-          <w:szCs w:val="18"/>
-        </w:rPr>
-        <w:t>匹配上的从机手动将</w:t>
-      </w:r>
-      <w:r>
-        <w:rPr>
-          <w:rFonts w:eastAsiaTheme="minorEastAsia"/>
-          <w:szCs w:val="18"/>
-        </w:rPr>
-        <w:t>SM2</w:t>
-      </w:r>
-      <w:r>
-        <w:rPr>
-          <w:rFonts w:eastAsiaTheme="minorEastAsia" w:hint="eastAsia"/>
-          <w:szCs w:val="18"/>
-        </w:rPr>
-        <w:t xml:space="preserve"> </w:t>
-      </w:r>
-      <w:r>
-        <w:rPr>
-          <w:rFonts w:eastAsiaTheme="minorEastAsia"/>
-          <w:szCs w:val="18"/>
-        </w:rPr>
-        <w:t>=</w:t>
-      </w:r>
-      <w:r>
-        <w:rPr>
-          <w:rFonts w:eastAsiaTheme="minorEastAsia" w:hint="eastAsia"/>
-          <w:szCs w:val="18"/>
-        </w:rPr>
-        <w:t xml:space="preserve"> </w:t>
-      </w:r>
-      <w:r>
-        <w:rPr>
-          <w:rFonts w:eastAsiaTheme="minorEastAsia"/>
-          <w:szCs w:val="18"/>
-        </w:rPr>
-        <w:t>0</w:t>
-      </w:r>
-      <w:r>
-        <w:rPr>
-          <w:rFonts w:eastAsiaTheme="minorEastAsia" w:hint="eastAsia"/>
-          <w:szCs w:val="18"/>
-        </w:rPr>
-        <w:t>而其他从机</w:t>
-      </w:r>
-      <w:r>
-        <w:rPr>
-          <w:rFonts w:eastAsiaTheme="minorEastAsia"/>
-          <w:szCs w:val="18"/>
-        </w:rPr>
-        <w:t>SM2</w:t>
-      </w:r>
-      <w:r>
-        <w:rPr>
-          <w:rFonts w:eastAsiaTheme="minorEastAsia" w:hint="eastAsia"/>
-          <w:szCs w:val="18"/>
-        </w:rPr>
-        <w:t xml:space="preserve"> </w:t>
-      </w:r>
-      <w:r>
-        <w:rPr>
-          <w:rFonts w:eastAsiaTheme="minorEastAsia"/>
-          <w:szCs w:val="18"/>
-        </w:rPr>
-        <w:t>=</w:t>
-      </w:r>
-      <w:r>
-        <w:rPr>
-          <w:rFonts w:eastAsiaTheme="minorEastAsia" w:hint="eastAsia"/>
-          <w:szCs w:val="18"/>
-        </w:rPr>
-        <w:t xml:space="preserve"> </w:t>
-      </w:r>
-      <w:r>
-        <w:rPr>
-          <w:rFonts w:eastAsiaTheme="minorEastAsia"/>
-          <w:szCs w:val="18"/>
-        </w:rPr>
-        <w:t>1</w:t>
-      </w:r>
-      <w:r>
-        <w:rPr>
-          <w:rFonts w:eastAsiaTheme="minorEastAsia" w:hint="eastAsia"/>
-          <w:szCs w:val="18"/>
-        </w:rPr>
-        <w:t>当发送数据信息时</w:t>
-      </w:r>
-    </w:p>
-    <w:p>
-      <w:pPr>
-        <w:ind w:firstLine="420"/>
-        <w:rPr>
-          <w:rFonts w:eastAsiaTheme="minorEastAsia"/>
-          <w:szCs w:val="18"/>
-        </w:rPr>
-      </w:pPr>
-      <w:r>
-        <w:rPr>
-          <w:rFonts w:eastAsiaTheme="minorEastAsia"/>
-          <w:szCs w:val="18"/>
-        </w:rPr>
-        <w:t>RB8</w:t>
-      </w:r>
-      <w:r>
-        <w:rPr>
-          <w:rFonts w:eastAsiaTheme="minorEastAsia" w:hint="eastAsia"/>
-          <w:szCs w:val="18"/>
-        </w:rPr>
-        <w:t xml:space="preserve"> </w:t>
-      </w:r>
-      <w:r>
-        <w:rPr>
-          <w:rFonts w:eastAsiaTheme="minorEastAsia"/>
-          <w:szCs w:val="18"/>
-        </w:rPr>
-        <w:t>=</w:t>
-      </w:r>
-      <w:r>
-        <w:rPr>
-          <w:rFonts w:eastAsiaTheme="minorEastAsia" w:hint="eastAsia"/>
-          <w:szCs w:val="18"/>
-        </w:rPr>
-        <w:t xml:space="preserve"> </w:t>
-      </w:r>
-      <w:r>
-        <w:rPr>
-          <w:rFonts w:eastAsiaTheme="minorEastAsia"/>
-          <w:szCs w:val="18"/>
-        </w:rPr>
-        <w:t>0</w:t>
-      </w:r>
-      <w:r>
-        <w:rPr>
-          <w:rFonts w:eastAsiaTheme="minorEastAsia" w:hint="eastAsia"/>
-          <w:szCs w:val="18"/>
-        </w:rPr>
-        <w:t>不会触发中断</w:t>
-      </w:r>
-      <w:r>
-        <w:rPr>
-          <w:rFonts w:eastAsiaTheme="minorEastAsia" w:hint="eastAsia"/>
-          <w:szCs w:val="18"/>
-        </w:rPr>
-        <w:t xml:space="preserve">, </w:t>
-      </w:r>
-      <w:r>
-        <w:rPr>
-          <w:rFonts w:eastAsiaTheme="minorEastAsia" w:hint="eastAsia"/>
-          <w:szCs w:val="18"/>
-        </w:rPr>
-        <w:t>只有</w:t>
-      </w:r>
-      <w:r>
-        <w:rPr>
-          <w:rFonts w:eastAsiaTheme="minorEastAsia" w:hint="eastAsia"/>
-          <w:szCs w:val="18"/>
-        </w:rPr>
-        <w:t>SM2 = 0</w:t>
-      </w:r>
-      <w:r>
-        <w:rPr>
-          <w:rFonts w:eastAsiaTheme="minorEastAsia" w:hint="eastAsia"/>
-          <w:szCs w:val="18"/>
-        </w:rPr>
-        <w:t>的从机</w:t>
-      </w:r>
-      <w:r>
-        <w:rPr>
-          <w:rFonts w:eastAsiaTheme="minorEastAsia" w:hint="eastAsia"/>
-          <w:szCs w:val="18"/>
-        </w:rPr>
-        <w:t>从而可以通过中断接收后面的数据信</w:t>
-      </w:r>
-    </w:p>
-    <w:p>
-      <w:pPr>
-        <w:ind w:firstLine="420"/>
-        <w:rPr>
-          <w:rFonts w:eastAsiaTheme="minorEastAsia" w:hint="eastAsia"/>
-          <w:szCs w:val="18"/>
-        </w:rPr>
-      </w:pPr>
-      <w:r>
-        <w:rPr>
-          <w:rFonts w:eastAsiaTheme="minorEastAsia" w:hint="eastAsia"/>
-          <w:szCs w:val="18"/>
-        </w:rPr>
-        <w:t>息</w:t>
-      </w:r>
-      <w:r>
-        <w:rPr>
-          <w:rFonts w:eastAsiaTheme="minorEastAsia" w:hint="eastAsia"/>
-          <w:szCs w:val="18"/>
-        </w:rPr>
-        <w:t xml:space="preserve">, </w:t>
-      </w:r>
-      <w:r>
-        <w:rPr>
-          <w:rFonts w:eastAsiaTheme="minorEastAsia" w:hint="eastAsia"/>
-          <w:szCs w:val="18"/>
-        </w:rPr>
-        <w:t>接收完数据后</w:t>
-      </w:r>
-      <w:r>
-        <w:rPr>
-          <w:rFonts w:eastAsiaTheme="minorEastAsia" w:hint="eastAsia"/>
-          <w:szCs w:val="18"/>
-        </w:rPr>
-        <w:t>再</w:t>
-      </w:r>
-      <w:r>
-        <w:rPr>
-          <w:rFonts w:eastAsiaTheme="minorEastAsia" w:hint="eastAsia"/>
-          <w:szCs w:val="18"/>
-        </w:rPr>
-        <w:t>手动</w:t>
-      </w:r>
-      <w:r>
-        <w:rPr>
-          <w:rFonts w:eastAsiaTheme="minorEastAsia"/>
-          <w:szCs w:val="18"/>
-        </w:rPr>
-        <w:t>SM2</w:t>
-      </w:r>
-      <w:r>
-        <w:rPr>
-          <w:rFonts w:eastAsiaTheme="minorEastAsia" w:hint="eastAsia"/>
-          <w:szCs w:val="18"/>
-        </w:rPr>
-        <w:t xml:space="preserve"> </w:t>
-      </w:r>
-      <w:r>
-        <w:rPr>
-          <w:rFonts w:eastAsiaTheme="minorEastAsia"/>
-          <w:szCs w:val="18"/>
-        </w:rPr>
-        <w:t>=</w:t>
-      </w:r>
-      <w:r>
-        <w:rPr>
-          <w:rFonts w:eastAsiaTheme="minorEastAsia" w:hint="eastAsia"/>
-          <w:szCs w:val="18"/>
-        </w:rPr>
-        <w:t xml:space="preserve"> </w:t>
-      </w:r>
-      <w:r>
-        <w:rPr>
-          <w:rFonts w:eastAsiaTheme="minorEastAsia"/>
-          <w:szCs w:val="18"/>
-        </w:rPr>
-        <w:t>1</w:t>
-      </w:r>
-    </w:p>
-    <w:p>
-      <w:pPr>
-        <w:rPr>
-          <w:rFonts w:eastAsiaTheme="minorEastAsia" w:hint="eastAsia"/>
+    </w:p>
+    <w:p>
+      <w:pPr>
+        <w:rPr>
+          <w:rFonts w:eastAsiaTheme="minorEastAsia"/>
           <w:szCs w:val="18"/>
         </w:rPr>
       </w:pPr>
@@ -12246,329 +11856,309 @@
     <w:p>
       <w:pPr>
         <w:rPr>
+          <w:rFonts w:eastAsiaTheme="minorEastAsia"/>
+          <w:szCs w:val="18"/>
+        </w:rPr>
+      </w:pPr>
+    </w:p>
+    <w:p>
+      <w:pPr>
+        <w:rPr>
+          <w:rFonts w:eastAsiaTheme="minorEastAsia"/>
+          <w:szCs w:val="18"/>
+        </w:rPr>
+      </w:pPr>
+    </w:p>
+    <w:p>
+      <w:pPr>
+        <w:spacing w:line="276" w:lineRule="auto"/>
+        <w:rPr>
+          <w:rFonts w:eastAsiaTheme="minorEastAsia" w:cs="Times New Roman"/>
+          <w:szCs w:val="18"/>
+        </w:rPr>
+      </w:pPr>
+      <w:r>
+        <w:rPr>
+          <w:rFonts w:eastAsiaTheme="minorEastAsia" w:cs="Times New Roman"/>
+          <w:szCs w:val="18"/>
+        </w:rPr>
+        <w:t xml:space="preserve">  (2) UART</w:t>
+      </w:r>
+      <w:r>
+        <w:rPr>
+          <w:rFonts w:eastAsiaTheme="minorEastAsia" w:cs="Times New Roman"/>
+          <w:szCs w:val="18"/>
+        </w:rPr>
+        <w:t>的波特率</w:t>
+      </w:r>
+    </w:p>
+    <w:p>
+      <w:pPr>
+        <w:rPr>
+          <w:rFonts w:eastAsiaTheme="minorEastAsia"/>
+          <w:color w:val="EE0000"/>
+          <w:szCs w:val="18"/>
+        </w:rPr>
+      </w:pPr>
+      <w:r>
+        <w:rPr>
+          <w:rFonts w:eastAsiaTheme="minorEastAsia"/>
+          <w:szCs w:val="18"/>
+        </w:rPr>
+        <w:tab/>
+      </w:r>
+      <w:r>
+        <w:rPr>
           <w:rFonts w:eastAsiaTheme="minorEastAsia" w:hint="eastAsia"/>
-          <w:szCs w:val="18"/>
-        </w:rPr>
-      </w:pPr>
-    </w:p>
-    <w:p>
-      <w:pPr>
+          <w:color w:val="EE0000"/>
+          <w:szCs w:val="18"/>
+        </w:rPr>
+        <w:t>UART</w:t>
+      </w:r>
+      <w:r>
         <w:rPr>
           <w:rFonts w:eastAsiaTheme="minorEastAsia" w:hint="eastAsia"/>
-          <w:szCs w:val="18"/>
-        </w:rPr>
-      </w:pPr>
-    </w:p>
-    <w:p>
-      <w:pPr>
-        <w:spacing w:line="276" w:lineRule="auto"/>
-        <w:rPr>
-          <w:rFonts w:eastAsiaTheme="minorEastAsia" w:cs="Times New Roman"/>
-          <w:szCs w:val="18"/>
-        </w:rPr>
-      </w:pPr>
-      <w:r>
-        <w:rPr>
-          <w:rFonts w:eastAsiaTheme="minorEastAsia" w:cs="Times New Roman"/>
-          <w:szCs w:val="18"/>
-        </w:rPr>
-        <w:t xml:space="preserve">  (2) </w:t>
-      </w:r>
-      <w:r>
-        <w:rPr>
-          <w:rFonts w:eastAsiaTheme="minorEastAsia" w:cs="Times New Roman"/>
+          <w:color w:val="EE0000"/>
+          <w:szCs w:val="18"/>
+        </w:rPr>
+        <w:t>协议里</w:t>
+      </w:r>
+      <w:r>
+        <w:rPr>
+          <w:rFonts w:eastAsiaTheme="minorEastAsia" w:hint="eastAsia"/>
+          <w:color w:val="EE0000"/>
+          <w:szCs w:val="18"/>
+        </w:rPr>
+        <w:t>主机和从机的波特率要一致</w:t>
+      </w:r>
+    </w:p>
+    <w:p>
+      <w:pPr>
+        <w:ind w:left="420"/>
+        <w:rPr>
+          <w:rFonts w:eastAsiaTheme="minorEastAsia"/>
+          <w:szCs w:val="18"/>
+        </w:rPr>
+      </w:pPr>
+    </w:p>
+    <w:p>
+      <w:pPr>
+        <w:ind w:left="420"/>
+        <w:rPr>
+          <w:rFonts w:eastAsiaTheme="minorEastAsia"/>
+          <w:szCs w:val="18"/>
+        </w:rPr>
+      </w:pPr>
+      <w:r>
+        <w:rPr>
+          <w:rFonts w:eastAsiaTheme="minorEastAsia" w:hint="eastAsia"/>
+          <w:szCs w:val="18"/>
+        </w:rPr>
+        <w:t>STC89C52</w:t>
+      </w:r>
+      <w:r>
+        <w:rPr>
+          <w:rFonts w:eastAsiaTheme="minorEastAsia" w:hint="eastAsia"/>
+          <w:szCs w:val="18"/>
+        </w:rPr>
+        <w:t>里</w:t>
+      </w:r>
+      <w:r>
+        <w:rPr>
+          <w:rFonts w:eastAsiaTheme="minorEastAsia" w:hint="eastAsia"/>
+          <w:szCs w:val="18"/>
+        </w:rPr>
+        <w:t>用</w:t>
+      </w:r>
+      <w:r>
+        <w:rPr>
+          <w:rFonts w:eastAsiaTheme="minorEastAsia"/>
+          <w:szCs w:val="18"/>
+        </w:rPr>
+        <w:t>Timer1</w:t>
+      </w:r>
+      <w:r>
+        <w:rPr>
+          <w:rFonts w:eastAsiaTheme="minorEastAsia" w:hint="eastAsia"/>
+          <w:szCs w:val="18"/>
+        </w:rPr>
+        <w:t>的溢出来设置波特率</w:t>
+      </w:r>
+      <w:r>
+        <w:rPr>
+          <w:rFonts w:eastAsiaTheme="minorEastAsia" w:hint="eastAsia"/>
+          <w:szCs w:val="18"/>
+        </w:rPr>
+        <w:t>,</w:t>
+      </w:r>
+      <w:r>
+        <w:rPr>
+          <w:rFonts w:eastAsiaTheme="minorEastAsia" w:hint="eastAsia"/>
+          <w:szCs w:val="18"/>
+        </w:rPr>
+        <w:t xml:space="preserve"> </w:t>
+      </w:r>
+      <w:r>
+        <w:rPr>
+          <w:rFonts w:eastAsiaTheme="minorEastAsia" w:hint="eastAsia"/>
+          <w:szCs w:val="18"/>
+        </w:rPr>
+        <w:t>用</w:t>
+      </w:r>
+      <w:r>
+        <w:rPr>
+          <w:rFonts w:eastAsiaTheme="minorEastAsia"/>
+          <w:szCs w:val="18"/>
+        </w:rPr>
+        <w:t>Timer1</w:t>
+      </w:r>
+      <w:r>
+        <w:rPr>
+          <w:rFonts w:eastAsiaTheme="minorEastAsia" w:hint="eastAsia"/>
+          <w:szCs w:val="18"/>
+        </w:rPr>
+        <w:t>在</w:t>
+      </w:r>
+      <w:r>
+        <w:rPr>
+          <w:rFonts w:eastAsiaTheme="minorEastAsia"/>
+          <w:szCs w:val="18"/>
+        </w:rPr>
+        <w:t>8</w:t>
+      </w:r>
+      <w:r>
+        <w:rPr>
+          <w:rFonts w:eastAsiaTheme="minorEastAsia" w:hint="eastAsia"/>
+          <w:szCs w:val="18"/>
+        </w:rPr>
+        <w:t>位自动重</w:t>
+      </w:r>
+      <w:proofErr w:type="gramStart"/>
+      <w:r>
+        <w:rPr>
+          <w:rFonts w:eastAsiaTheme="minorEastAsia" w:hint="eastAsia"/>
+          <w:szCs w:val="18"/>
+        </w:rPr>
+        <w:t>装模式</w:t>
+      </w:r>
+      <w:proofErr w:type="gramEnd"/>
+      <w:r>
+        <w:rPr>
+          <w:rFonts w:eastAsiaTheme="minorEastAsia" w:hint="eastAsia"/>
+          <w:szCs w:val="18"/>
+        </w:rPr>
+        <w:t>设置</w:t>
+      </w:r>
+      <w:r>
+        <w:rPr>
+          <w:rFonts w:eastAsiaTheme="minorEastAsia" w:hint="eastAsia"/>
+          <w:szCs w:val="18"/>
+        </w:rPr>
+        <w:t xml:space="preserve">, </w:t>
+      </w:r>
+      <w:r>
+        <w:rPr>
+          <w:rFonts w:eastAsiaTheme="minorEastAsia" w:hint="eastAsia"/>
+          <w:szCs w:val="18"/>
+        </w:rPr>
+        <w:t>在</w:t>
+      </w:r>
+      <w:r>
+        <w:rPr>
+          <w:rFonts w:eastAsiaTheme="minorEastAsia" w:hint="eastAsia"/>
+          <w:szCs w:val="18"/>
+        </w:rPr>
+        <w:t>STC</w:t>
+      </w:r>
+      <w:r>
+        <w:rPr>
+          <w:rFonts w:eastAsiaTheme="minorEastAsia"/>
+          <w:szCs w:val="18"/>
+        </w:rPr>
+        <w:t>8051</w:t>
+      </w:r>
+      <w:r>
+        <w:rPr>
+          <w:rFonts w:eastAsiaTheme="minorEastAsia" w:hint="eastAsia"/>
+          <w:szCs w:val="18"/>
+        </w:rPr>
+        <w:t>串口方式</w:t>
+      </w:r>
+      <w:r>
+        <w:rPr>
+          <w:rFonts w:eastAsiaTheme="minorEastAsia"/>
+          <w:szCs w:val="18"/>
+        </w:rPr>
+        <w:t>1</w:t>
+      </w:r>
+      <w:r>
+        <w:rPr>
+          <w:rFonts w:eastAsiaTheme="minorEastAsia" w:hint="eastAsia"/>
+          <w:szCs w:val="18"/>
+        </w:rPr>
+        <w:t xml:space="preserve"> (</w:t>
+      </w:r>
+      <w:r>
+        <w:rPr>
+          <w:rFonts w:eastAsiaTheme="minorEastAsia" w:hint="eastAsia"/>
+          <w:szCs w:val="18"/>
+        </w:rPr>
+        <w:t>最常用的</w:t>
+      </w:r>
+      <w:r>
+        <w:rPr>
+          <w:rFonts w:eastAsiaTheme="minorEastAsia"/>
           <w:szCs w:val="18"/>
         </w:rPr>
         <w:t>UART</w:t>
       </w:r>
       <w:r>
         <w:rPr>
-          <w:rFonts w:eastAsiaTheme="minorEastAsia" w:cs="Times New Roman"/>
-          <w:szCs w:val="18"/>
-        </w:rPr>
-        <w:t>的波特率</w:t>
-      </w:r>
-    </w:p>
-    <w:p>
-      <w:pPr>
-        <w:rPr>
-          <w:rFonts w:eastAsiaTheme="minorEastAsia"/>
-          <w:b/>
-          <w:bCs/>
-          <w:szCs w:val="18"/>
-        </w:rPr>
-      </w:pPr>
-      <w:r>
-        <w:rPr>
-          <w:rFonts w:eastAsiaTheme="minorEastAsia"/>
-          <w:szCs w:val="18"/>
-        </w:rPr>
-        <w:tab/>
-      </w:r>
-      <w:r>
-        <w:rPr>
           <w:rFonts w:eastAsiaTheme="minorEastAsia" w:hint="eastAsia"/>
-          <w:b/>
-          <w:bCs/>
-          <w:szCs w:val="18"/>
-        </w:rPr>
-        <w:t>UART</w:t>
+          <w:szCs w:val="18"/>
+        </w:rPr>
+        <w:t>模式</w:t>
       </w:r>
       <w:r>
         <w:rPr>
           <w:rFonts w:eastAsiaTheme="minorEastAsia" w:hint="eastAsia"/>
-          <w:b/>
-          <w:bCs/>
-          <w:szCs w:val="18"/>
-        </w:rPr>
-        <w:t>协议里</w:t>
+          <w:szCs w:val="18"/>
+        </w:rPr>
+        <w:t>)</w:t>
       </w:r>
       <w:r>
         <w:rPr>
           <w:rFonts w:eastAsiaTheme="minorEastAsia" w:hint="eastAsia"/>
-          <w:b/>
-          <w:bCs/>
-          <w:szCs w:val="18"/>
-        </w:rPr>
-        <w:t>主机和从机的</w:t>
+          <w:szCs w:val="18"/>
+        </w:rPr>
+        <w:t>中波特率生成器是“硬连接”到</w:t>
+      </w:r>
+      <w:r>
+        <w:rPr>
+          <w:rFonts w:eastAsiaTheme="minorEastAsia"/>
+          <w:szCs w:val="18"/>
+        </w:rPr>
+        <w:t xml:space="preserve"> Timer1</w:t>
       </w:r>
       <w:r>
         <w:rPr>
           <w:rFonts w:eastAsiaTheme="minorEastAsia" w:hint="eastAsia"/>
-          <w:b/>
-          <w:bCs/>
-          <w:szCs w:val="18"/>
-        </w:rPr>
-        <w:t>波特率要一致</w:t>
-      </w:r>
-    </w:p>
-    <w:p>
-      <w:pPr>
-        <w:ind w:left="420"/>
-        <w:rPr>
-          <w:rFonts w:eastAsiaTheme="minorEastAsia"/>
-          <w:szCs w:val="18"/>
-        </w:rPr>
-      </w:pPr>
-    </w:p>
-    <w:p>
-      <w:pPr>
-        <w:ind w:left="420"/>
+          <w:szCs w:val="18"/>
+        </w:rPr>
+        <w:t>的溢出频率</w:t>
+      </w:r>
+      <w:r>
         <w:rPr>
           <w:rFonts w:eastAsiaTheme="minorEastAsia" w:hint="eastAsia"/>
           <w:szCs w:val="18"/>
         </w:rPr>
-      </w:pPr>
+        <w:t xml:space="preserve">, </w:t>
+      </w:r>
       <w:r>
         <w:rPr>
           <w:rFonts w:eastAsiaTheme="minorEastAsia" w:hint="eastAsia"/>
           <w:szCs w:val="18"/>
         </w:rPr>
-        <w:t>STC89C52</w:t>
-      </w:r>
-      <w:r>
-        <w:rPr>
-          <w:rFonts w:eastAsiaTheme="minorEastAsia" w:hint="eastAsia"/>
-          <w:szCs w:val="18"/>
-        </w:rPr>
-        <w:t>里</w:t>
-      </w:r>
-      <w:r>
-        <w:rPr>
-          <w:rFonts w:eastAsiaTheme="minorEastAsia" w:hint="eastAsia"/>
-          <w:szCs w:val="18"/>
-        </w:rPr>
-        <w:t>用</w:t>
-      </w:r>
-      <w:r>
-        <w:rPr>
-          <w:rFonts w:eastAsiaTheme="minorEastAsia"/>
-          <w:szCs w:val="18"/>
-        </w:rPr>
-        <w:t>Timer1</w:t>
-      </w:r>
-      <w:r>
-        <w:rPr>
-          <w:rFonts w:eastAsiaTheme="minorEastAsia" w:hint="eastAsia"/>
-          <w:szCs w:val="18"/>
-        </w:rPr>
-        <w:t>的溢出来设置波特率</w:t>
-      </w:r>
-      <w:r>
-        <w:rPr>
-          <w:rFonts w:eastAsiaTheme="minorEastAsia" w:hint="eastAsia"/>
-          <w:szCs w:val="18"/>
-        </w:rPr>
-        <w:t>,</w:t>
-      </w:r>
-      <w:r>
-        <w:rPr>
-          <w:rFonts w:eastAsiaTheme="minorEastAsia" w:hint="eastAsia"/>
-          <w:szCs w:val="18"/>
-        </w:rPr>
-        <w:t xml:space="preserve"> </w:t>
-      </w:r>
-      <w:r>
-        <w:rPr>
-          <w:rFonts w:eastAsiaTheme="minorEastAsia" w:hint="eastAsia"/>
-          <w:szCs w:val="18"/>
-        </w:rPr>
-        <w:t>用</w:t>
-      </w:r>
-      <w:r>
-        <w:rPr>
-          <w:rFonts w:eastAsiaTheme="minorEastAsia"/>
-          <w:szCs w:val="18"/>
-        </w:rPr>
-        <w:t>Timer1</w:t>
-      </w:r>
-      <w:r>
-        <w:rPr>
-          <w:rFonts w:eastAsiaTheme="minorEastAsia" w:hint="eastAsia"/>
-          <w:szCs w:val="18"/>
-        </w:rPr>
-        <w:t>在</w:t>
-      </w:r>
-      <w:r>
-        <w:rPr>
-          <w:rFonts w:eastAsiaTheme="minorEastAsia"/>
-          <w:szCs w:val="18"/>
-        </w:rPr>
-        <w:t>8</w:t>
-      </w:r>
-      <w:r>
-        <w:rPr>
-          <w:rFonts w:eastAsiaTheme="minorEastAsia" w:hint="eastAsia"/>
-          <w:szCs w:val="18"/>
-        </w:rPr>
-        <w:t>位自动重</w:t>
-      </w:r>
-      <w:proofErr w:type="gramStart"/>
-      <w:r>
-        <w:rPr>
-          <w:rFonts w:eastAsiaTheme="minorEastAsia" w:hint="eastAsia"/>
-          <w:szCs w:val="18"/>
-        </w:rPr>
-        <w:t>装模式</w:t>
-      </w:r>
-      <w:proofErr w:type="gramEnd"/>
-      <w:r>
-        <w:rPr>
-          <w:rFonts w:eastAsiaTheme="minorEastAsia" w:hint="eastAsia"/>
-          <w:szCs w:val="18"/>
-        </w:rPr>
-        <w:t>设置</w:t>
-      </w:r>
-      <w:r>
-        <w:rPr>
-          <w:rFonts w:eastAsiaTheme="minorEastAsia" w:hint="eastAsia"/>
-          <w:szCs w:val="18"/>
-        </w:rPr>
-        <w:t xml:space="preserve">, </w:t>
-      </w:r>
-      <w:r>
-        <w:rPr>
-          <w:rFonts w:eastAsiaTheme="minorEastAsia" w:hint="eastAsia"/>
-          <w:szCs w:val="18"/>
-        </w:rPr>
-        <w:t>在</w:t>
-      </w:r>
-      <w:r>
-        <w:rPr>
-          <w:rFonts w:eastAsiaTheme="minorEastAsia" w:hint="eastAsia"/>
-          <w:szCs w:val="18"/>
-        </w:rPr>
-        <w:t>STC</w:t>
-      </w:r>
-      <w:r>
-        <w:rPr>
-          <w:rFonts w:eastAsiaTheme="minorEastAsia"/>
-          <w:szCs w:val="18"/>
-        </w:rPr>
-        <w:t>8051</w:t>
-      </w:r>
-      <w:r>
-        <w:rPr>
-          <w:rFonts w:eastAsiaTheme="minorEastAsia" w:hint="eastAsia"/>
-          <w:szCs w:val="18"/>
-        </w:rPr>
-        <w:t>串口方式</w:t>
-      </w:r>
-      <w:r>
-        <w:rPr>
-          <w:rFonts w:eastAsiaTheme="minorEastAsia"/>
-          <w:szCs w:val="18"/>
-        </w:rPr>
-        <w:t>1</w:t>
-      </w:r>
-      <w:r>
-        <w:rPr>
-          <w:rFonts w:eastAsiaTheme="minorEastAsia" w:hint="eastAsia"/>
-          <w:szCs w:val="18"/>
-        </w:rPr>
-        <w:t xml:space="preserve"> (</w:t>
-      </w:r>
-      <w:r>
-        <w:rPr>
-          <w:rFonts w:eastAsiaTheme="minorEastAsia" w:hint="eastAsia"/>
-          <w:szCs w:val="18"/>
-        </w:rPr>
-        <w:t>最常用的</w:t>
-      </w:r>
-      <w:r>
-        <w:rPr>
-          <w:rFonts w:eastAsiaTheme="minorEastAsia"/>
-          <w:szCs w:val="18"/>
-        </w:rPr>
-        <w:t>UART</w:t>
-      </w:r>
-      <w:r>
-        <w:rPr>
-          <w:rFonts w:eastAsiaTheme="minorEastAsia" w:hint="eastAsia"/>
-          <w:szCs w:val="18"/>
-        </w:rPr>
-        <w:t>模式</w:t>
-      </w:r>
-      <w:r>
-        <w:rPr>
-          <w:rFonts w:eastAsiaTheme="minorEastAsia" w:hint="eastAsia"/>
-          <w:szCs w:val="18"/>
-        </w:rPr>
-        <w:t>)</w:t>
-      </w:r>
-      <w:r>
-        <w:rPr>
-          <w:rFonts w:eastAsiaTheme="minorEastAsia" w:hint="eastAsia"/>
-          <w:szCs w:val="18"/>
-        </w:rPr>
-        <w:t>中波特率生成器是“硬连接”到</w:t>
-      </w:r>
-      <w:r>
-        <w:rPr>
-          <w:rFonts w:eastAsiaTheme="minorEastAsia"/>
-          <w:szCs w:val="18"/>
-        </w:rPr>
-        <w:t xml:space="preserve"> Timer1</w:t>
-      </w:r>
-      <w:r>
-        <w:rPr>
-          <w:rFonts w:eastAsiaTheme="minorEastAsia" w:hint="eastAsia"/>
-          <w:szCs w:val="18"/>
-        </w:rPr>
-        <w:t>的溢出频率</w:t>
-      </w:r>
-      <w:r>
-        <w:rPr>
-          <w:rFonts w:eastAsiaTheme="minorEastAsia" w:hint="eastAsia"/>
-          <w:szCs w:val="18"/>
-        </w:rPr>
-        <w:t xml:space="preserve">, </w:t>
-      </w:r>
-      <w:r>
-        <w:rPr>
-          <w:rFonts w:eastAsiaTheme="minorEastAsia" w:hint="eastAsia"/>
-          <w:szCs w:val="18"/>
-        </w:rPr>
         <w:t>是芯片内部结构决定的。</w:t>
       </w:r>
     </w:p>
@@ -12576,7 +12166,7 @@
       <w:pPr>
         <w:ind w:firstLine="420"/>
         <w:rPr>
-          <w:rFonts w:eastAsiaTheme="minorEastAsia" w:hint="eastAsia"/>
+          <w:rFonts w:eastAsiaTheme="minorEastAsia"/>
           <w:szCs w:val="18"/>
         </w:rPr>
       </w:pPr>
@@ -12732,7 +12322,7 @@
         <w:spacing w:line="276" w:lineRule="auto"/>
         <w:ind w:left="1260" w:firstLine="420"/>
         <w:rPr>
-          <w:rFonts w:eastAsiaTheme="minorEastAsia" w:hint="eastAsia"/>
+          <w:rFonts w:eastAsiaTheme="minorEastAsia"/>
           <w:szCs w:val="18"/>
         </w:rPr>
       </w:pPr>
@@ -13048,7 +12638,7 @@
                           <w:p>
                             <w:pPr>
                               <w:rPr>
-                                <w:rFonts w:eastAsiaTheme="minorEastAsia" w:cs="Times New Roman" w:hint="eastAsia"/>
+                                <w:rFonts w:eastAsiaTheme="minorEastAsia" w:cs="Times New Roman"/>
                                 <w:sz w:val="16"/>
                                 <w:szCs w:val="16"/>
                               </w:rPr>
@@ -13460,7 +13050,7 @@
                     <w:p>
                       <w:pPr>
                         <w:rPr>
-                          <w:rFonts w:eastAsiaTheme="minorEastAsia" w:cs="Times New Roman" w:hint="eastAsia"/>
+                          <w:rFonts w:eastAsiaTheme="minorEastAsia" w:cs="Times New Roman"/>
                           <w:sz w:val="16"/>
                           <w:szCs w:val="16"/>
                         </w:rPr>
@@ -13707,21 +13297,21 @@
                           <w:p>
                             <w:pPr>
                               <w:rPr>
+                                <w:rFonts w:eastAsiaTheme="minorEastAsia" w:cs="Times New Roman"/>
+                                <w:b/>
+                                <w:bCs/>
+                                <w:sz w:val="16"/>
+                                <w:szCs w:val="16"/>
+                              </w:rPr>
+                            </w:pPr>
+                            <w:r>
+                              <w:rPr>
                                 <w:rFonts w:eastAsiaTheme="minorEastAsia" w:cs="Times New Roman" w:hint="eastAsia"/>
                                 <w:b/>
                                 <w:bCs/>
                                 <w:sz w:val="16"/>
                                 <w:szCs w:val="16"/>
                               </w:rPr>
-                            </w:pPr>
-                            <w:r>
-                              <w:rPr>
-                                <w:rFonts w:eastAsiaTheme="minorEastAsia" w:cs="Times New Roman" w:hint="eastAsia"/>
-                                <w:b/>
-                                <w:bCs/>
-                                <w:sz w:val="16"/>
-                                <w:szCs w:val="16"/>
-                              </w:rPr>
                               <w:t>初始化</w:t>
                             </w:r>
                           </w:p>
@@ -14109,7 +13699,7 @@
                           <w:p>
                             <w:pPr>
                               <w:rPr>
-                                <w:rFonts w:eastAsiaTheme="minorEastAsia" w:cs="Times New Roman" w:hint="eastAsia"/>
+                                <w:rFonts w:eastAsiaTheme="minorEastAsia" w:cs="Times New Roman"/>
                                 <w:sz w:val="16"/>
                                 <w:szCs w:val="16"/>
                               </w:rPr>
@@ -14140,7 +13730,7 @@
                     <w:p>
                       <w:pPr>
                         <w:rPr>
-                          <w:rFonts w:eastAsiaTheme="minorEastAsia" w:cs="Times New Roman" w:hint="eastAsia"/>
+                          <w:rFonts w:eastAsiaTheme="minorEastAsia" w:cs="Times New Roman"/>
                           <w:b/>
                           <w:bCs/>
                           <w:sz w:val="16"/>
@@ -14542,7 +14132,7 @@
                     <w:p>
                       <w:pPr>
                         <w:rPr>
-                          <w:rFonts w:eastAsiaTheme="minorEastAsia" w:cs="Times New Roman" w:hint="eastAsia"/>
+                          <w:rFonts w:eastAsiaTheme="minorEastAsia" w:cs="Times New Roman"/>
                           <w:sz w:val="16"/>
                           <w:szCs w:val="16"/>
                         </w:rPr>
@@ -14655,15 +14245,15 @@
     <w:p>
       <w:pPr>
         <w:rPr>
-          <w:rFonts w:eastAsiaTheme="minorEastAsia" w:hint="eastAsia"/>
-          <w:szCs w:val="18"/>
-        </w:rPr>
-      </w:pPr>
-    </w:p>
-    <w:p>
-      <w:pPr>
-        <w:rPr>
-          <w:rFonts w:eastAsiaTheme="minorEastAsia" w:hint="eastAsia"/>
+          <w:rFonts w:eastAsiaTheme="minorEastAsia"/>
+          <w:szCs w:val="18"/>
+        </w:rPr>
+      </w:pPr>
+    </w:p>
+    <w:p>
+      <w:pPr>
+        <w:rPr>
+          <w:rFonts w:eastAsiaTheme="minorEastAsia"/>
           <w:szCs w:val="18"/>
         </w:rPr>
       </w:pPr>
@@ -14877,7 +14467,7 @@
                           <w:p>
                             <w:pPr>
                               <w:rPr>
-                                <w:rFonts w:ascii="宋体" w:eastAsia="宋体" w:hAnsi="宋体" w:cs="宋体"/>
+                                <w:rFonts w:ascii="宋体" w:eastAsia="宋体" w:hAnsi="宋体" w:cs="宋体" w:hint="eastAsia"/>
                                 <w:sz w:val="16"/>
                                 <w:szCs w:val="16"/>
                               </w:rPr>
@@ -15034,7 +14624,7 @@
                           <w:p>
                             <w:pPr>
                               <w:rPr>
-                                <w:rFonts w:ascii="宋体" w:eastAsia="宋体" w:hAnsi="宋体" w:cs="宋体"/>
+                                <w:rFonts w:ascii="宋体" w:eastAsia="宋体" w:hAnsi="宋体" w:cs="宋体" w:hint="eastAsia"/>
                                 <w:sz w:val="16"/>
                                 <w:szCs w:val="16"/>
                               </w:rPr>
@@ -15076,7 +14666,7 @@
                             <w:pPr>
                               <w:ind w:left="580"/>
                               <w:rPr>
-                                <w:rFonts w:cs="Times New Roman" w:hint="eastAsia"/>
+                                <w:rFonts w:cs="Times New Roman"/>
                                 <w:color w:val="8DD873" w:themeColor="accent6" w:themeTint="99"/>
                                 <w:sz w:val="16"/>
                                 <w:szCs w:val="16"/>
@@ -15310,7 +14900,7 @@
                           <w:p>
                             <w:pPr>
                               <w:rPr>
-                                <w:rFonts w:eastAsiaTheme="minorEastAsia" w:cs="Times New Roman" w:hint="eastAsia"/>
+                                <w:rFonts w:eastAsiaTheme="minorEastAsia" w:cs="Times New Roman"/>
                                 <w:sz w:val="16"/>
                                 <w:szCs w:val="16"/>
                               </w:rPr>
@@ -15498,7 +15088,7 @@
                     <w:p>
                       <w:pPr>
                         <w:rPr>
-                          <w:rFonts w:ascii="宋体" w:eastAsia="宋体" w:hAnsi="宋体" w:cs="宋体"/>
+                          <w:rFonts w:ascii="宋体" w:eastAsia="宋体" w:hAnsi="宋体" w:cs="宋体" w:hint="eastAsia"/>
                           <w:sz w:val="16"/>
                           <w:szCs w:val="16"/>
                         </w:rPr>
@@ -15655,7 +15245,7 @@
                     <w:p>
                       <w:pPr>
                         <w:rPr>
-                          <w:rFonts w:ascii="宋体" w:eastAsia="宋体" w:hAnsi="宋体" w:cs="宋体"/>
+                          <w:rFonts w:ascii="宋体" w:eastAsia="宋体" w:hAnsi="宋体" w:cs="宋体" w:hint="eastAsia"/>
                           <w:sz w:val="16"/>
                           <w:szCs w:val="16"/>
                         </w:rPr>
@@ -15697,7 +15287,7 @@
                       <w:pPr>
                         <w:ind w:left="580"/>
                         <w:rPr>
-                          <w:rFonts w:cs="Times New Roman" w:hint="eastAsia"/>
+                          <w:rFonts w:cs="Times New Roman"/>
                           <w:color w:val="8DD873" w:themeColor="accent6" w:themeTint="99"/>
                           <w:sz w:val="16"/>
                           <w:szCs w:val="16"/>
@@ -15931,7 +15521,7 @@
                     <w:p>
                       <w:pPr>
                         <w:rPr>
-                          <w:rFonts w:eastAsiaTheme="minorEastAsia" w:cs="Times New Roman" w:hint="eastAsia"/>
+                          <w:rFonts w:eastAsiaTheme="minorEastAsia" w:cs="Times New Roman"/>
                           <w:sz w:val="16"/>
                           <w:szCs w:val="16"/>
                         </w:rPr>
@@ -15956,7 +15546,7 @@
     <w:p>
       <w:pPr>
         <w:rPr>
-          <w:rFonts w:eastAsiaTheme="minorEastAsia" w:hint="eastAsia"/>
+          <w:rFonts w:eastAsiaTheme="minorEastAsia"/>
           <w:szCs w:val="18"/>
         </w:rPr>
       </w:pPr>
@@ -16312,7 +15902,7 @@
                           <w:p>
                             <w:pPr>
                               <w:rPr>
-                                <w:rFonts w:eastAsiaTheme="minorEastAsia" w:cs="Times New Roman" w:hint="eastAsia"/>
+                                <w:rFonts w:eastAsiaTheme="minorEastAsia" w:cs="Times New Roman"/>
                                 <w:color w:val="8DD873" w:themeColor="accent6" w:themeTint="99"/>
                                 <w:sz w:val="16"/>
                                 <w:szCs w:val="16"/>
@@ -16573,7 +16163,7 @@
                     <w:p>
                       <w:pPr>
                         <w:rPr>
-                          <w:rFonts w:eastAsiaTheme="minorEastAsia" w:cs="Times New Roman" w:hint="eastAsia"/>
+                          <w:rFonts w:eastAsiaTheme="minorEastAsia" w:cs="Times New Roman"/>
                           <w:color w:val="8DD873" w:themeColor="accent6" w:themeTint="99"/>
                           <w:sz w:val="16"/>
                           <w:szCs w:val="16"/>
@@ -18089,7 +17679,7 @@
     <w:p>
       <w:pPr>
         <w:rPr>
-          <w:rFonts w:eastAsiaTheme="minorEastAsia" w:hint="eastAsia"/>
+          <w:rFonts w:eastAsiaTheme="minorEastAsia"/>
           <w:szCs w:val="18"/>
         </w:rPr>
       </w:pPr>
@@ -18712,6 +18302,7 @@
   <w:style w:type="character" w:default="1" w:styleId="a0">
     <w:name w:val="Default Paragraph Font"/>
     <w:uiPriority w:val="1"/>
+    <w:semiHidden/>
     <w:unhideWhenUsed/>
   </w:style>
   <w:style w:type="table" w:default="1" w:styleId="a1">
